--- a/交付成果/第4轮朗读优化版/朗读优化8周版/读书会02_慈心禅修习_8周资料包（朗读优化版）/Word版/第5周_慈心的扩展-破除界限与十方遍满（含慈心禅那）_学员版.docx
+++ b/交付成果/第4轮朗读优化版/朗读优化8周版/读书会02_慈心禅修习_8周资料包（朗读优化版）/Word版/第5周_慈心的扩展-破除界限与十方遍满（含慈心禅那）_学员版.docx
@@ -4,28 +4,47 @@
   <w:body>
     <w:p>
       <w:pPr>
-        <w:spacing w:before="160" w:after="80"/>
+        <w:jc w:val="right"/>
       </w:pPr>
       <w:r>
         <w:rPr>
-          <w:rFonts w:ascii="Microsoft YaHei" w:hAnsi="Microsoft YaHei" w:eastAsia="Microsoft YaHei"/>
-          <w:b/>
-          <w:color w:val="1E5631"/>
-          <w:sz w:val="34"/>
+          <w:color w:val="888888"/>
+          <w:sz w:val="16"/>
         </w:rPr>
-        <w:t>第5周：慈心的扩展、破除界限与十方遍满（含慈心禅那）（学员版）</w:t>
+        <w:t>📅 最近更新：2026-09-22 17:16　|　学员版（第三版修订）</w:t>
       </w:r>
     </w:p>
     <w:p>
       <w:pPr>
-        <w:spacing w:before="160" w:after="80"/>
+        <w:jc w:val="right"/>
       </w:pPr>
       <w:r>
         <w:rPr>
-          <w:rFonts w:ascii="Microsoft YaHei" w:hAnsi="Microsoft YaHei" w:eastAsia="Microsoft YaHei"/>
+          <w:color w:val="888888"/>
+          <w:sz w:val="16"/>
+        </w:rPr>
+        <w:t>📅 最近更新：2026-09-09 19:00　|　v2.0 第二轮审核修订：周标题对齐确定稿、144处临时链接改为media_id出处标注、引用核查、查重边界、格式统一</w:t>
+      </w:r>
+    </w:p>
+    <w:p>
+      <w:pPr>
+        <w:jc w:val="center"/>
+      </w:pPr>
+      <w:r>
+        <w:rPr>
           <w:b/>
-          <w:color w:val="1E5631"/>
-          <w:sz w:val="28"/>
+          <w:color w:val="1E4620"/>
+          <w:sz w:val="36"/>
+        </w:rPr>
+        <w:t>第5周：慈心的扩展、破除界限与十方遍满（含慈心禅那）</w:t>
+      </w:r>
+    </w:p>
+    <w:p>
+      <w:r>
+        <w:rPr>
+          <w:b/>
+          <w:color w:val="1E4620"/>
+          <w:sz w:val="26"/>
         </w:rPr>
         <w:t>📋 本周信息卡</w:t>
       </w:r>
@@ -34,7 +53,6 @@
       <w:tblPr>
         <w:tblStyle w:val="TableGrid"/>
         <w:tblW w:type="auto" w:w="0"/>
-        <w:jc w:val="center"/>
         <w:tblLook w:firstColumn="1" w:firstRow="1" w:lastColumn="0" w:lastRow="0" w:noHBand="0" w:noVBand="1" w:val="04A0"/>
       </w:tblPr>
       <w:tblGrid>
@@ -45,17 +63,20 @@
         <w:tc>
           <w:tcPr>
             <w:tcW w:type="dxa" w:w="4819"/>
-            <w:shd w:val="clear" w:color="auto" w:fill="1E5631"/>
+            <w:shd w:val="clear" w:fill="1E4620"/>
           </w:tcPr>
           <w:p>
-            <w:pPr>
-              <w:spacing w:after="20"/>
-            </w:pPr>
             <w:r>
               <w:rPr>
-                <w:b/>
                 <w:color w:val="FFFFFF"/>
-                <w:sz w:val="19"/>
+                <w:sz w:val="18"/>
+              </w:rPr>
+            </w:r>
+            <w:r>
+              <w:rPr>
+                <w:b w:val="0"/>
+                <w:color w:val="FFFFFF"/>
+                <w:sz w:val="18"/>
               </w:rPr>
               <w:t>项目</w:t>
             </w:r>
@@ -64,17 +85,20 @@
         <w:tc>
           <w:tcPr>
             <w:tcW w:type="dxa" w:w="4819"/>
-            <w:shd w:val="clear" w:color="auto" w:fill="1E5631"/>
+            <w:shd w:val="clear" w:fill="1E4620"/>
           </w:tcPr>
           <w:p>
-            <w:pPr>
-              <w:spacing w:after="20"/>
-            </w:pPr>
             <w:r>
               <w:rPr>
-                <w:b/>
                 <w:color w:val="FFFFFF"/>
-                <w:sz w:val="19"/>
+                <w:sz w:val="18"/>
+              </w:rPr>
+            </w:r>
+            <w:r>
+              <w:rPr>
+                <w:b w:val="0"/>
+                <w:color w:val="FFFFFF"/>
+                <w:sz w:val="18"/>
               </w:rPr>
               <w:t>内容</w:t>
             </w:r>
@@ -87,12 +111,15 @@
             <w:tcW w:type="dxa" w:w="4819"/>
           </w:tcPr>
           <w:p>
-            <w:pPr>
-              <w:spacing w:after="20"/>
-            </w:pPr>
             <w:r>
               <w:rPr>
-                <w:sz w:val="19"/>
+                <w:sz w:val="18"/>
+              </w:rPr>
+            </w:r>
+            <w:r>
+              <w:rPr>
+                <w:b w:val="0"/>
+                <w:sz w:val="18"/>
               </w:rPr>
               <w:t>时长</w:t>
             </w:r>
@@ -103,12 +130,15 @@
             <w:tcW w:type="dxa" w:w="4819"/>
           </w:tcPr>
           <w:p>
-            <w:pPr>
-              <w:spacing w:after="20"/>
-            </w:pPr>
             <w:r>
               <w:rPr>
-                <w:sz w:val="19"/>
+                <w:sz w:val="18"/>
+              </w:rPr>
+            </w:r>
+            <w:r>
+              <w:rPr>
+                <w:b w:val="0"/>
+                <w:sz w:val="18"/>
               </w:rPr>
               <w:t>120分钟</w:t>
             </w:r>
@@ -119,15 +149,18 @@
         <w:tc>
           <w:tcPr>
             <w:tcW w:type="dxa" w:w="4819"/>
-            <w:shd w:val="clear" w:color="auto" w:fill="F2F2F2"/>
+            <w:shd w:val="clear" w:fill="F2F5FA"/>
           </w:tcPr>
           <w:p>
-            <w:pPr>
-              <w:spacing w:after="20"/>
-            </w:pPr>
             <w:r>
               <w:rPr>
-                <w:sz w:val="19"/>
+                <w:sz w:val="18"/>
+              </w:rPr>
+            </w:r>
+            <w:r>
+              <w:rPr>
+                <w:b w:val="0"/>
+                <w:sz w:val="18"/>
               </w:rPr>
               <w:t>核心问题</w:t>
             </w:r>
@@ -136,15 +169,18 @@
         <w:tc>
           <w:tcPr>
             <w:tcW w:type="dxa" w:w="4819"/>
-            <w:shd w:val="clear" w:color="auto" w:fill="F2F2F2"/>
+            <w:shd w:val="clear" w:fill="F2F5FA"/>
           </w:tcPr>
           <w:p>
-            <w:pPr>
-              <w:spacing w:after="20"/>
-            </w:pPr>
             <w:r>
               <w:rPr>
-                <w:sz w:val="19"/>
+                <w:sz w:val="18"/>
+              </w:rPr>
+            </w:r>
+            <w:r>
+              <w:rPr>
+                <w:b w:val="0"/>
+                <w:sz w:val="18"/>
               </w:rPr>
               <w:t>"破除界限"是什么意思？528种遍满慈怎么算？为什么慈心最高只能证到第三禅？</w:t>
             </w:r>
@@ -157,12 +193,15 @@
             <w:tcW w:type="dxa" w:w="4819"/>
           </w:tcPr>
           <w:p>
-            <w:pPr>
-              <w:spacing w:after="20"/>
-            </w:pPr>
             <w:r>
               <w:rPr>
-                <w:sz w:val="19"/>
+                <w:sz w:val="18"/>
+              </w:rPr>
+            </w:r>
+            <w:r>
+              <w:rPr>
+                <w:b w:val="0"/>
+                <w:sz w:val="18"/>
               </w:rPr>
               <w:t>共读原文</w:t>
             </w:r>
@@ -173,12 +212,15 @@
             <w:tcW w:type="dxa" w:w="4819"/>
           </w:tcPr>
           <w:p>
-            <w:pPr>
-              <w:spacing w:after="20"/>
-            </w:pPr>
             <w:r>
               <w:rPr>
-                <w:sz w:val="19"/>
+                <w:sz w:val="18"/>
+              </w:rPr>
+            </w:r>
+            <w:r>
+              <w:rPr>
+                <w:b w:val="0"/>
+                <w:sz w:val="18"/>
               </w:rPr>
               <w:t>① 第189讲·五盖(三)（PDF课件：遍满慈与528方向）② 如来禅修学体系81（PDF课件：十方散播文）③ 破除界限、528遍满与慈心禅那（《智慧之光》）</w:t>
             </w:r>
@@ -189,15 +231,18 @@
         <w:tc>
           <w:tcPr>
             <w:tcW w:type="dxa" w:w="4819"/>
-            <w:shd w:val="clear" w:color="auto" w:fill="F2F2F2"/>
+            <w:shd w:val="clear" w:fill="F2F5FA"/>
           </w:tcPr>
           <w:p>
-            <w:pPr>
-              <w:spacing w:after="20"/>
-            </w:pPr>
             <w:r>
               <w:rPr>
-                <w:sz w:val="19"/>
+                <w:sz w:val="18"/>
+              </w:rPr>
+            </w:r>
+            <w:r>
+              <w:rPr>
+                <w:b w:val="0"/>
+                <w:sz w:val="18"/>
               </w:rPr>
               <w:t>本周练习</w:t>
             </w:r>
@@ -206,15 +251,18 @@
         <w:tc>
           <w:tcPr>
             <w:tcW w:type="dxa" w:w="4819"/>
-            <w:shd w:val="clear" w:color="auto" w:fill="F2F2F2"/>
+            <w:shd w:val="clear" w:fill="F2F5FA"/>
           </w:tcPr>
           <w:p>
-            <w:pPr>
-              <w:spacing w:after="20"/>
-            </w:pPr>
             <w:r>
               <w:rPr>
-                <w:sz w:val="19"/>
+                <w:sz w:val="18"/>
+              </w:rPr>
+            </w:r>
+            <w:r>
+              <w:rPr>
+                <w:b w:val="0"/>
+                <w:sz w:val="18"/>
               </w:rPr>
               <w:t>对"一组人"（如全公司、全家人）及"十方众生"散播慈爱</w:t>
             </w:r>
@@ -223,15 +271,11 @@
       </w:tr>
     </w:tbl>
     <w:p>
-      <w:pPr>
-        <w:spacing w:before="160" w:after="80"/>
-      </w:pPr>
       <w:r>
         <w:rPr>
-          <w:rFonts w:ascii="Microsoft YaHei" w:hAnsi="Microsoft YaHei" w:eastAsia="Microsoft YaHei"/>
           <w:b/>
-          <w:color w:val="1E5631"/>
-          <w:sz w:val="28"/>
+          <w:color w:val="1E4620"/>
+          <w:sz w:val="26"/>
         </w:rPr>
         <w:t>🧘 静心开场（10 min）</w:t>
       </w:r>
@@ -240,208 +284,196 @@
       <w:r>
         <w:rPr>
           <w:b/>
-          <w:sz w:val="21"/>
         </w:rPr>
         <w:t>请跟随引导静心</w:t>
       </w:r>
       <w:r>
         <w:rPr>
-          <w:sz w:val="21"/>
+          <w:b w:val="0"/>
         </w:rPr>
         <w:t>：</w:t>
       </w:r>
     </w:p>
     <w:p>
       <w:pPr>
-        <w:spacing w:before="40" w:after="80"/>
-        <w:ind w:left="283"/>
-        <w:shd w:val="clear" w:color="auto" w:fill="EDF6EF"/>
+        <w:ind w:left="170"/>
         <w:pBdr>
-          <w:left w:val="single" w:sz="20" w:space="6" w:color="1E5631"/>
+          <w:left w:val="single" w:sz="18" w:space="4" w:color="1E4620"/>
         </w:pBdr>
+        <w:shd w:val="clear" w:fill="F2F5FA"/>
       </w:pPr>
       <w:r>
         <w:rPr>
-          <w:sz w:val="20"/>
+          <w:b w:val="0"/>
         </w:rPr>
-        <w:t>先静坐一分钟。（停顿） 前四周，我们从自己开始，到亲爱的人，到中性人，再到难相处的人。今天我们试试更大的扩展：把慈爱送给那些我们根本不认识的人——公司里没说过话的同事、街上擦肩而过的陌生人、甚至整个世界。</w:t>
+        <w:t>先静坐一分钟。（停顿）</w:t>
       </w:r>
     </w:p>
     <w:p>
       <w:pPr>
-        <w:spacing w:before="40" w:after="80"/>
-        <w:ind w:left="283"/>
-        <w:shd w:val="clear" w:color="auto" w:fill="EDF6EF"/>
+        <w:ind w:left="170"/>
         <w:pBdr>
-          <w:left w:val="single" w:sz="20" w:space="6" w:color="1E5631"/>
+          <w:left w:val="single" w:sz="18" w:space="4" w:color="1E4620"/>
         </w:pBdr>
+        <w:shd w:val="clear" w:fill="F2F5FA"/>
       </w:pPr>
       <w:r>
         <w:rPr>
-          <w:sz w:val="20"/>
+          <w:b w:val="0"/>
+        </w:rPr>
+        <w:t>前四周，我们从自己开始，到亲爱的人，到中性人，再到难相处的人。今天我们试试更大的扩展：把慈爱送给那些我们根本不认识的人——公司里没说过话的同事、街上擦肩而过的陌生人、甚至整个世界。</w:t>
+      </w:r>
+    </w:p>
+    <w:p>
+      <w:pPr>
+        <w:ind w:left="170"/>
+        <w:pBdr>
+          <w:left w:val="single" w:sz="18" w:space="4" w:color="1E4620"/>
+        </w:pBdr>
+        <w:shd w:val="clear" w:fill="F2F5FA"/>
+      </w:pPr>
+      <w:r>
+        <w:rPr>
+          <w:b w:val="0"/>
         </w:rPr>
         <w:t xml:space="preserve">💬 </w:t>
       </w:r>
       <w:r>
         <w:rPr>
           <w:b/>
-          <w:sz w:val="20"/>
         </w:rPr>
         <w:t>破冰｜3–5分钟</w:t>
       </w:r>
       <w:r>
         <w:rPr>
-          <w:sz w:val="20"/>
+          <w:b w:val="0"/>
         </w:rPr>
         <w:t>：这周，你有没有对完全陌生的人，生出过一点点善意？（比如让路、道谢）</w:t>
       </w:r>
     </w:p>
     <w:p>
       <w:pPr>
-        <w:spacing w:before="40" w:after="80"/>
-        <w:ind w:left="283"/>
-        <w:shd w:val="clear" w:color="auto" w:fill="EDF6EF"/>
+        <w:ind w:left="170"/>
         <w:pBdr>
-          <w:left w:val="single" w:sz="20" w:space="6" w:color="1E5631"/>
+          <w:left w:val="single" w:sz="18" w:space="4" w:color="1E4620"/>
         </w:pBdr>
+        <w:shd w:val="clear" w:fill="F2F5FA"/>
       </w:pPr>
       <w:r>
         <w:rPr>
-          <w:sz w:val="20"/>
+          <w:b w:val="0"/>
         </w:rPr>
         <w:t xml:space="preserve">🛡️ </w:t>
       </w:r>
       <w:r>
         <w:rPr>
           <w:b/>
-          <w:sz w:val="20"/>
         </w:rPr>
         <w:t>心理安全三约定</w:t>
       </w:r>
       <w:r>
         <w:rPr>
-          <w:sz w:val="20"/>
+          <w:b w:val="0"/>
         </w:rPr>
         <w:t xml:space="preserve">（每次开场在心里过一遍）：① </w:t>
       </w:r>
       <w:r>
         <w:rPr>
           <w:b/>
-          <w:sz w:val="20"/>
         </w:rPr>
         <w:t>保密</w:t>
       </w:r>
       <w:r>
         <w:rPr>
-          <w:sz w:val="20"/>
+          <w:b w:val="0"/>
         </w:rPr>
         <w:t xml:space="preserve">——这里说的话不出这间屋子；② </w:t>
       </w:r>
       <w:r>
         <w:rPr>
           <w:b/>
-          <w:sz w:val="20"/>
         </w:rPr>
         <w:t>不评判</w:t>
       </w:r>
       <w:r>
         <w:rPr>
-          <w:sz w:val="20"/>
+          <w:b w:val="0"/>
         </w:rPr>
         <w:t xml:space="preserve">——不评价任何人的分享，也不急着评价自己；③ </w:t>
       </w:r>
       <w:r>
         <w:rPr>
           <w:b/>
-          <w:sz w:val="20"/>
         </w:rPr>
         <w:t>可随时暂停</w:t>
       </w:r>
       <w:r>
         <w:rPr>
-          <w:sz w:val="20"/>
+          <w:b w:val="0"/>
         </w:rPr>
         <w:t>——任何时候觉得不舒服，都可以停下来休息、喝水或离开，不需要解释。</w:t>
       </w:r>
     </w:p>
     <w:p>
-      <w:pPr>
-        <w:spacing w:before="160" w:after="80"/>
-      </w:pPr>
       <w:r>
         <w:rPr>
-          <w:rFonts w:ascii="Microsoft YaHei" w:hAnsi="Microsoft YaHei" w:eastAsia="Microsoft YaHei"/>
           <w:b/>
-          <w:color w:val="1E5631"/>
-          <w:sz w:val="28"/>
+          <w:color w:val="1E4620"/>
+          <w:sz w:val="26"/>
         </w:rPr>
         <w:t>📖 共读原文（25 min）</w:t>
       </w:r>
     </w:p>
     <w:p>
       <w:pPr>
-        <w:spacing w:before="40" w:after="80"/>
-        <w:ind w:left="283"/>
-        <w:shd w:val="clear" w:color="auto" w:fill="EDF6EF"/>
+        <w:ind w:left="170"/>
         <w:pBdr>
-          <w:left w:val="single" w:sz="20" w:space="6" w:color="1E5631"/>
+          <w:left w:val="single" w:sz="18" w:space="4" w:color="1E4620"/>
         </w:pBdr>
+        <w:shd w:val="clear" w:fill="F2F5FA"/>
       </w:pPr>
       <w:r>
         <w:rPr>
-          <w:sz w:val="20"/>
+          <w:b w:val="0"/>
         </w:rPr>
         <w:t xml:space="preserve">🎤 </w:t>
       </w:r>
       <w:r>
         <w:rPr>
           <w:b/>
-          <w:sz w:val="20"/>
         </w:rPr>
         <w:t>本周朗读段</w:t>
       </w:r>
       <w:r>
         <w:rPr>
-          <w:sz w:val="20"/>
+          <w:b w:val="0"/>
         </w:rPr>
         <w:t>（★核心段落｜约 916 字｜中等稍慢约 5 分钟；本讲共读原文正文合计约 1275 字）：先朗读全部★核心段落；◈扩展段落及补充原文作默读／选读／延伸。</w:t>
       </w:r>
     </w:p>
     <w:p>
-      <w:pPr>
-        <w:spacing w:before="120" w:after="80"/>
-      </w:pPr>
       <w:r>
         <w:rPr>
-          <w:rFonts w:ascii="Microsoft YaHei" w:hAnsi="Microsoft YaHei" w:eastAsia="Microsoft YaHei"/>
           <w:b/>
-          <w:color w:val="1E5631"/>
-          <w:sz w:val="25"/>
+          <w:color w:val="1E4620"/>
+          <w:sz w:val="23"/>
         </w:rPr>
         <w:t>原文材料①：遍满慈的正确修习方式</w:t>
       </w:r>
     </w:p>
     <w:p>
       <w:pPr>
-        <w:ind w:left="340"/>
+        <w:pStyle w:val="ListBullet"/>
       </w:pPr>
       <w:r>
         <w:rPr>
-          <w:color w:val="1E5631"/>
-          <w:sz w:val="21"/>
-        </w:rPr>
-        <w:t xml:space="preserve">• </w:t>
-      </w:r>
-      <w:r>
-        <w:rPr>
-          <w:sz w:val="21"/>
+          <w:b w:val="0"/>
         </w:rPr>
         <w:t xml:space="preserve">📌 </w:t>
       </w:r>
       <w:r>
         <w:rPr>
           <w:b/>
-          <w:sz w:val="21"/>
         </w:rPr>
         <w:t>完整原文见《原文全集》第二部分（第189讲）·（二）如何让慈心遍满</w:t>
       </w:r>
@@ -450,13 +482,12 @@
       <w:r>
         <w:rPr>
           <w:b/>
-          <w:sz w:val="21"/>
         </w:rPr>
         <w:t>原文摘录（共读用）——完整原文（复制自《原文全集》第二部分，未作删改）</w:t>
       </w:r>
       <w:r>
         <w:rPr>
-          <w:sz w:val="21"/>
+          <w:b w:val="0"/>
         </w:rPr>
         <w:t>：</w:t>
       </w:r>
@@ -465,46 +496,42 @@
       <w:r>
         <w:rPr>
           <w:b/>
-          <w:sz w:val="21"/>
         </w:rPr>
         <w:t>★核心段落（必读）</w:t>
       </w:r>
       <w:r>
         <w:rPr>
-          <w:sz w:val="21"/>
+          <w:b w:val="0"/>
         </w:rPr>
         <w:t>【本周朗读段】</w:t>
       </w:r>
     </w:p>
     <w:p>
       <w:pPr>
-        <w:spacing w:before="40" w:after="80"/>
-        <w:ind w:left="283"/>
-        <w:shd w:val="clear" w:color="auto" w:fill="EDF6EF"/>
+        <w:ind w:left="170"/>
         <w:pBdr>
-          <w:left w:val="single" w:sz="20" w:space="6" w:color="1E5631"/>
+          <w:left w:val="single" w:sz="18" w:space="4" w:color="1E4620"/>
         </w:pBdr>
+        <w:shd w:val="clear" w:fill="F2F5FA"/>
       </w:pPr>
       <w:r>
         <w:rPr>
           <w:b/>
-          <w:sz w:val="20"/>
         </w:rPr>
         <w:t>（二）如何让慈心遍满</w:t>
       </w:r>
     </w:p>
     <w:p>
       <w:pPr>
-        <w:spacing w:before="40" w:after="80"/>
-        <w:ind w:left="283"/>
-        <w:shd w:val="clear" w:color="auto" w:fill="EDF6EF"/>
+        <w:ind w:left="170"/>
         <w:pBdr>
-          <w:left w:val="single" w:sz="20" w:space="6" w:color="1E5631"/>
+          <w:left w:val="single" w:sz="18" w:space="4" w:color="1E4620"/>
         </w:pBdr>
+        <w:shd w:val="clear" w:fill="F2F5FA"/>
       </w:pPr>
       <w:r>
         <w:rPr>
-          <w:sz w:val="20"/>
+          <w:b w:val="0"/>
         </w:rPr>
         <w:t>我们也学习了如何修习慈心遍满，共有五百二十八种遍满慈的修习方式。经常有人说："这人很慈悲"、"我们应该慈悲"、"这个人的慈悲心很强。"但往往会发现有很多人对一类人慈悲，对另一类人无法慈悲；对一类众生慈悲，对另一类众生无法慈悲。比如动物保护者提倡保护老虎，但老虎需要掠食，他们一看到老虎没有吃的就很心痛，而对于被老虎吃的那个动物，却没有想过是否应该被吃，这是慈悲还是不慈悲呢？真正的遍满慈是对一切众生的慈悲。</w:t>
       </w:r>
@@ -513,29 +540,27 @@
       <w:r>
         <w:rPr>
           <w:b/>
-          <w:sz w:val="21"/>
         </w:rPr>
         <w:t>★核心段落（必读）</w:t>
       </w:r>
       <w:r>
         <w:rPr>
-          <w:sz w:val="21"/>
+          <w:b w:val="0"/>
         </w:rPr>
         <w:t>【本周朗读段】</w:t>
       </w:r>
     </w:p>
     <w:p>
       <w:pPr>
-        <w:spacing w:before="40" w:after="80"/>
-        <w:ind w:left="283"/>
-        <w:shd w:val="clear" w:color="auto" w:fill="EDF6EF"/>
+        <w:ind w:left="170"/>
         <w:pBdr>
-          <w:left w:val="single" w:sz="20" w:space="6" w:color="1E5631"/>
+          <w:left w:val="single" w:sz="18" w:space="4" w:color="1E4620"/>
         </w:pBdr>
+        <w:shd w:val="clear" w:fill="F2F5FA"/>
       </w:pPr>
       <w:r>
         <w:rPr>
-          <w:sz w:val="20"/>
+          <w:b w:val="0"/>
         </w:rPr>
         <w:t>对众生慈悲的修习应从对自己开始，首先能够对自己散播慈爱，然后对自己尊敬的亲人散播慈爱，对普通的朋友、无感的人散播慈爱，对自己不喜欢的、讨厌的乃至于仇敌也能够散播慈爱，再扩展出来到五百二十八个方向的众生，都能够对他们散播慈爱，这才算是慈心修习的圆满。</w:t>
       </w:r>
@@ -544,29 +569,27 @@
       <w:r>
         <w:rPr>
           <w:b/>
-          <w:sz w:val="21"/>
         </w:rPr>
         <w:t>◈扩展段落（可选）</w:t>
       </w:r>
       <w:r>
         <w:rPr>
-          <w:sz w:val="21"/>
+          <w:b w:val="0"/>
         </w:rPr>
         <w:t>【默读／选读／延伸】</w:t>
       </w:r>
     </w:p>
     <w:p>
       <w:pPr>
-        <w:spacing w:before="40" w:after="80"/>
-        <w:ind w:left="283"/>
-        <w:shd w:val="clear" w:color="auto" w:fill="EDF6EF"/>
+        <w:ind w:left="170"/>
         <w:pBdr>
-          <w:left w:val="single" w:sz="20" w:space="6" w:color="1E5631"/>
+          <w:left w:val="single" w:sz="18" w:space="4" w:color="1E4620"/>
         </w:pBdr>
+        <w:shd w:val="clear" w:fill="F2F5FA"/>
       </w:pPr>
       <w:r>
         <w:rPr>
-          <w:sz w:val="20"/>
+          <w:b w:val="0"/>
         </w:rPr>
         <w:t>佛教界中，常听人说："你有没有修慈悲心啊？"真正的慈悲心应如此修才算圆满，即使很多修课程修到遍满慈程度的人也会发现：在修慈时感觉比较好，但下坐以后该对谁生气还照样生气，这就是慈心不能持续。</w:t>
       </w:r>
@@ -575,74 +598,60 @@
       <w:r>
         <w:rPr>
           <w:b/>
-          <w:sz w:val="21"/>
         </w:rPr>
         <w:t>★核心段落（必读）</w:t>
       </w:r>
       <w:r>
         <w:rPr>
-          <w:sz w:val="21"/>
+          <w:b w:val="0"/>
         </w:rPr>
         <w:t>【本周朗读段】</w:t>
       </w:r>
     </w:p>
     <w:p>
       <w:pPr>
-        <w:spacing w:before="40" w:after="80"/>
-        <w:ind w:left="283"/>
-        <w:shd w:val="clear" w:color="auto" w:fill="EDF6EF"/>
+        <w:ind w:left="170"/>
         <w:pBdr>
-          <w:left w:val="single" w:sz="20" w:space="6" w:color="1E5631"/>
+          <w:left w:val="single" w:sz="18" w:space="4" w:color="1E4620"/>
         </w:pBdr>
+        <w:shd w:val="clear" w:fill="F2F5FA"/>
       </w:pPr>
       <w:r>
         <w:rPr>
-          <w:sz w:val="20"/>
+          <w:b w:val="0"/>
         </w:rPr>
         <w:t>如何让慈心遍满，且在一切时处都能够生起慈心呢？应于一切时处练习。作为修慈心的人要受持慈心九戒，以慈具之心遍满一切众生类而住，即一整天的行住坐卧都在慈心里面，慈心才能够持续地被生起。</w:t>
       </w:r>
     </w:p>
     <w:p>
-      <w:pPr>
-        <w:spacing w:before="120" w:after="80"/>
-      </w:pPr>
       <w:r>
         <w:rPr>
-          <w:rFonts w:ascii="Microsoft YaHei" w:hAnsi="Microsoft YaHei" w:eastAsia="Microsoft YaHei"/>
           <w:b/>
-          <w:color w:val="1E5631"/>
-          <w:sz w:val="25"/>
+          <w:color w:val="1E4620"/>
+          <w:sz w:val="23"/>
         </w:rPr>
         <w:t>原文材料②：向十方众生散播慈爱（念诵文）</w:t>
       </w:r>
     </w:p>
     <w:p>
       <w:pPr>
-        <w:ind w:left="340"/>
+        <w:pStyle w:val="ListBullet"/>
       </w:pPr>
       <w:r>
         <w:rPr>
-          <w:color w:val="1E5631"/>
-          <w:sz w:val="21"/>
-        </w:rPr>
-        <w:t xml:space="preserve">• </w:t>
-      </w:r>
-      <w:r>
-        <w:rPr>
-          <w:sz w:val="21"/>
+          <w:b w:val="0"/>
         </w:rPr>
         <w:t xml:space="preserve">📌 </w:t>
       </w:r>
       <w:r>
         <w:rPr>
           <w:b/>
-          <w:sz w:val="21"/>
         </w:rPr>
         <w:t>完整原文见《原文全集》第九部分（天湖寺早晚课诵本）·（三）散播慈爱与发愿（Mettābhāvanā ca Patthanā ca）——十方散播部分</w:t>
       </w:r>
       <w:r>
         <w:rPr>
-          <w:sz w:val="21"/>
+          <w:b w:val="0"/>
         </w:rPr>
         <w:t>（十方散播文全文，巴利+中文）</w:t>
       </w:r>
@@ -651,13 +660,12 @@
       <w:r>
         <w:rPr>
           <w:b/>
-          <w:sz w:val="21"/>
         </w:rPr>
         <w:t>原文摘录（共读用）——十方散播文（完整原文，复制自《原文全集》第九部分，未作删改）</w:t>
       </w:r>
       <w:r>
         <w:rPr>
-          <w:sz w:val="21"/>
+          <w:b w:val="0"/>
         </w:rPr>
         <w:t>：</w:t>
       </w:r>
@@ -666,122 +674,725 @@
       <w:r>
         <w:rPr>
           <w:b/>
-          <w:sz w:val="21"/>
         </w:rPr>
         <w:t>★核心段落（必读）</w:t>
       </w:r>
       <w:r>
         <w:rPr>
-          <w:sz w:val="21"/>
+          <w:b w:val="0"/>
         </w:rPr>
         <w:t>【本周朗读段】</w:t>
       </w:r>
     </w:p>
     <w:p>
       <w:pPr>
-        <w:spacing w:before="40" w:after="80"/>
-        <w:ind w:left="283"/>
-        <w:shd w:val="clear" w:color="auto" w:fill="EDF6EF"/>
+        <w:ind w:left="170"/>
         <w:pBdr>
-          <w:left w:val="single" w:sz="20" w:space="6" w:color="1E5631"/>
+          <w:left w:val="single" w:sz="18" w:space="4" w:color="1E4620"/>
         </w:pBdr>
+        <w:shd w:val="clear" w:fill="F2F5FA"/>
       </w:pPr>
       <w:r>
         <w:rPr>
           <w:b/>
-          <w:sz w:val="20"/>
         </w:rPr>
         <w:t>（三）散播慈爱与发愿（Mettābhāvanā ca Patthanā ca，每晚在结束一天的修行生活前念诵）——十方散播部分</w:t>
       </w:r>
     </w:p>
     <w:p>
       <w:pPr>
-        <w:spacing w:before="40" w:after="80"/>
-        <w:ind w:left="283"/>
-        <w:shd w:val="clear" w:color="auto" w:fill="EDF6EF"/>
+        <w:ind w:left="170"/>
         <w:pBdr>
-          <w:left w:val="single" w:sz="20" w:space="6" w:color="1E5631"/>
+          <w:left w:val="single" w:sz="18" w:space="4" w:color="1E4620"/>
         </w:pBdr>
+        <w:shd w:val="clear" w:fill="F2F5FA"/>
       </w:pPr>
       <w:r>
         <w:rPr>
-          <w:sz w:val="20"/>
+          <w:b w:val="0"/>
         </w:rPr>
-        <w:t>Sabbe sattā, sabbe pāṇā, sabbe bhūtā, sabbe puggalā, 愿一切有情、一切众生、一切生类、一切个体、 sabbe attabhāvapariyāpannā, sabbā itthiyo, sabbe purisā, 一切拥有自体者；一切女性、一切男性、 sabbe ariyā, sabbe anariyā, sabbe devā, sabbe manussā, sabbe vinipātikā. 一切圣者、一切非圣者、一切诸天、一切人类、一切堕苦处者。 Averā hontu, abyāpajjā hontu, anīghā hontu, sukhī attānaṃ pariharantu. 无怨敌，无瞋害，无恼乱，保持自己的快乐！ Dukkhā muccantu, yathāladdhasampattito māvigacchantu, kammassakā. 脱离诸苦，不失去所得的成就。［他们］是业的所有者！</w:t>
+        <w:t>Sabbe sattā, sabbe pāṇā, sabbe bhūtā, sabbe puggalā,</w:t>
+      </w:r>
+    </w:p>
+    <w:p>
+      <w:pPr>
+        <w:ind w:left="170"/>
+        <w:pBdr>
+          <w:left w:val="single" w:sz="18" w:space="4" w:color="1E4620"/>
+        </w:pBdr>
+        <w:shd w:val="clear" w:fill="F2F5FA"/>
+      </w:pPr>
+      <w:r>
+        <w:rPr>
+          <w:b w:val="0"/>
+        </w:rPr>
+        <w:t>愿一切有情、一切众生、一切生类、一切个体、</w:t>
+      </w:r>
+    </w:p>
+    <w:p>
+      <w:pPr>
+        <w:ind w:left="170"/>
+        <w:pBdr>
+          <w:left w:val="single" w:sz="18" w:space="4" w:color="1E4620"/>
+        </w:pBdr>
+        <w:shd w:val="clear" w:fill="F2F5FA"/>
+      </w:pPr>
+      <w:r>
+        <w:rPr>
+          <w:b w:val="0"/>
+        </w:rPr>
+        <w:t>sabbe attabhāvapariyāpannā, sabbā itthiyo, sabbe purisā,</w:t>
+      </w:r>
+    </w:p>
+    <w:p>
+      <w:pPr>
+        <w:ind w:left="170"/>
+        <w:pBdr>
+          <w:left w:val="single" w:sz="18" w:space="4" w:color="1E4620"/>
+        </w:pBdr>
+        <w:shd w:val="clear" w:fill="F2F5FA"/>
+      </w:pPr>
+      <w:r>
+        <w:rPr>
+          <w:b w:val="0"/>
+        </w:rPr>
+        <w:t>一切拥有自体者；一切女性、一切男性、</w:t>
+      </w:r>
+    </w:p>
+    <w:p>
+      <w:pPr>
+        <w:ind w:left="170"/>
+        <w:pBdr>
+          <w:left w:val="single" w:sz="18" w:space="4" w:color="1E4620"/>
+        </w:pBdr>
+        <w:shd w:val="clear" w:fill="F2F5FA"/>
+      </w:pPr>
+      <w:r>
+        <w:rPr>
+          <w:b w:val="0"/>
+        </w:rPr>
+        <w:t>sabbe ariyā, sabbe anariyā, sabbe devā, sabbe manussā, sabbe vinipātikā.</w:t>
+      </w:r>
+    </w:p>
+    <w:p>
+      <w:pPr>
+        <w:ind w:left="170"/>
+        <w:pBdr>
+          <w:left w:val="single" w:sz="18" w:space="4" w:color="1E4620"/>
+        </w:pBdr>
+        <w:shd w:val="clear" w:fill="F2F5FA"/>
+      </w:pPr>
+      <w:r>
+        <w:rPr>
+          <w:b w:val="0"/>
+        </w:rPr>
+        <w:t>一切圣者、一切非圣者、一切诸天、一切人类、一切堕苦处者。</w:t>
+      </w:r>
+    </w:p>
+    <w:p>
+      <w:pPr>
+        <w:ind w:left="170"/>
+        <w:pBdr>
+          <w:left w:val="single" w:sz="18" w:space="4" w:color="1E4620"/>
+        </w:pBdr>
+        <w:shd w:val="clear" w:fill="F2F5FA"/>
+      </w:pPr>
+      <w:r>
+        <w:rPr>
+          <w:b w:val="0"/>
+        </w:rPr>
+        <w:t>Averā hontu, abyāpajjā hontu, anīghā hontu, sukhī attānaṃ pariharantu.</w:t>
+      </w:r>
+    </w:p>
+    <w:p>
+      <w:pPr>
+        <w:ind w:left="170"/>
+        <w:pBdr>
+          <w:left w:val="single" w:sz="18" w:space="4" w:color="1E4620"/>
+        </w:pBdr>
+        <w:shd w:val="clear" w:fill="F2F5FA"/>
+      </w:pPr>
+      <w:r>
+        <w:rPr>
+          <w:b w:val="0"/>
+        </w:rPr>
+        <w:t>无怨敌，无瞋害，无恼乱，保持自己的快乐！</w:t>
+      </w:r>
+    </w:p>
+    <w:p>
+      <w:pPr>
+        <w:ind w:left="170"/>
+        <w:pBdr>
+          <w:left w:val="single" w:sz="18" w:space="4" w:color="1E4620"/>
+        </w:pBdr>
+        <w:shd w:val="clear" w:fill="F2F5FA"/>
+      </w:pPr>
+      <w:r>
+        <w:rPr>
+          <w:b w:val="0"/>
+        </w:rPr>
+        <w:t>Dukkhā muccantu, yathāladdhasampattito māvigacchantu, kammassakā.</w:t>
+      </w:r>
+    </w:p>
+    <w:p>
+      <w:pPr>
+        <w:ind w:left="170"/>
+        <w:pBdr>
+          <w:left w:val="single" w:sz="18" w:space="4" w:color="1E4620"/>
+        </w:pBdr>
+        <w:shd w:val="clear" w:fill="F2F5FA"/>
+      </w:pPr>
+      <w:r>
+        <w:rPr>
+          <w:b w:val="0"/>
+        </w:rPr>
+        <w:t>脱离诸苦，不失去所得的成就。［他们］是业的所有者！</w:t>
       </w:r>
     </w:p>
     <w:p>
       <w:r>
         <w:rPr>
           <w:b/>
-          <w:sz w:val="21"/>
         </w:rPr>
         <w:t>★核心段落（必读）</w:t>
       </w:r>
       <w:r>
         <w:rPr>
-          <w:sz w:val="21"/>
+          <w:b w:val="0"/>
         </w:rPr>
         <w:t>【本周朗读段】</w:t>
       </w:r>
     </w:p>
     <w:p>
       <w:pPr>
-        <w:spacing w:before="40" w:after="80"/>
-        <w:ind w:left="283"/>
-        <w:shd w:val="clear" w:color="auto" w:fill="EDF6EF"/>
+        <w:ind w:left="170"/>
         <w:pBdr>
-          <w:left w:val="single" w:sz="20" w:space="6" w:color="1E5631"/>
+          <w:left w:val="single" w:sz="18" w:space="4" w:color="1E4620"/>
         </w:pBdr>
+        <w:shd w:val="clear" w:fill="F2F5FA"/>
       </w:pPr>
       <w:r>
         <w:rPr>
-          <w:sz w:val="20"/>
+          <w:b w:val="0"/>
         </w:rPr>
-        <w:t>Puratthimāya disāya, pacchimāya disāya, uttarāya disāya, dakkhiṇāya disāya, 愿东方、西方、北方、南方， puratthimāya anudisāya, pacchimāya anudisāya, uttarāya anudisāya, dakkhiṇāya anudisāya, 东南方、西北方、东北方、西南方， heṭṭhimāya disāya, uparimāya disāya. Sabbe sattā, sabbe pāṇā, 下方、上方的一切有情、一切众生、 sabbe bhūtā, sabbe puggalā, sabbe attabhāvapariyāpannā, 一切生类、一切个体、一切拥有自体者； sabbā itthiyo, sabbe purisā, sabbe ariyā, sabbe anariyā, 一切女性、一切男性、一切圣者、一切非圣者、 sabbe devā, sabbe manussā, sabbe vinipātikā. 一切诸天、一切人类、一切堕苦处者。 Averā hontu, abyāpajjā hontu, anīghā hontu, sukhī attānaṃ pariharantu, 无怨敌，无瞋害，无恼乱，保持自己的快乐， Dukkhā muccantu, yathāladdhasampattito māvigacchantu, kammassakā. 脱离诸苦，不失去所得的成就。［他们］是业的所有者！</w:t>
+        <w:t>Puratthimāya disāya, pacchimāya disāya, uttarāya disāya, dakkhiṇāya disāya,</w:t>
+      </w:r>
+    </w:p>
+    <w:p>
+      <w:pPr>
+        <w:ind w:left="170"/>
+        <w:pBdr>
+          <w:left w:val="single" w:sz="18" w:space="4" w:color="1E4620"/>
+        </w:pBdr>
+        <w:shd w:val="clear" w:fill="F2F5FA"/>
+      </w:pPr>
+      <w:r>
+        <w:rPr>
+          <w:b w:val="0"/>
+        </w:rPr>
+        <w:t>愿东方、西方、北方、南方，</w:t>
+      </w:r>
+    </w:p>
+    <w:p>
+      <w:pPr>
+        <w:ind w:left="170"/>
+        <w:pBdr>
+          <w:left w:val="single" w:sz="18" w:space="4" w:color="1E4620"/>
+        </w:pBdr>
+        <w:shd w:val="clear" w:fill="F2F5FA"/>
+      </w:pPr>
+      <w:r>
+        <w:rPr>
+          <w:b w:val="0"/>
+        </w:rPr>
+        <w:t>puratthimāya anudisāya, pacchimāya anudisāya, uttarāya anudisāya, dakkhiṇāya anudisāya,</w:t>
+      </w:r>
+    </w:p>
+    <w:p>
+      <w:pPr>
+        <w:ind w:left="170"/>
+        <w:pBdr>
+          <w:left w:val="single" w:sz="18" w:space="4" w:color="1E4620"/>
+        </w:pBdr>
+        <w:shd w:val="clear" w:fill="F2F5FA"/>
+      </w:pPr>
+      <w:r>
+        <w:rPr>
+          <w:b w:val="0"/>
+        </w:rPr>
+        <w:t>东南方、西北方、东北方、西南方，</w:t>
+      </w:r>
+    </w:p>
+    <w:p>
+      <w:pPr>
+        <w:ind w:left="170"/>
+        <w:pBdr>
+          <w:left w:val="single" w:sz="18" w:space="4" w:color="1E4620"/>
+        </w:pBdr>
+        <w:shd w:val="clear" w:fill="F2F5FA"/>
+      </w:pPr>
+      <w:r>
+        <w:rPr>
+          <w:b w:val="0"/>
+        </w:rPr>
+        <w:t>heṭṭhimāya disāya, uparimāya disāya. Sabbe sattā, sabbe pāṇā,</w:t>
+      </w:r>
+    </w:p>
+    <w:p>
+      <w:pPr>
+        <w:ind w:left="170"/>
+        <w:pBdr>
+          <w:left w:val="single" w:sz="18" w:space="4" w:color="1E4620"/>
+        </w:pBdr>
+        <w:shd w:val="clear" w:fill="F2F5FA"/>
+      </w:pPr>
+      <w:r>
+        <w:rPr>
+          <w:b w:val="0"/>
+        </w:rPr>
+        <w:t>下方、上方的一切有情、一切众生、</w:t>
+      </w:r>
+    </w:p>
+    <w:p>
+      <w:pPr>
+        <w:ind w:left="170"/>
+        <w:pBdr>
+          <w:left w:val="single" w:sz="18" w:space="4" w:color="1E4620"/>
+        </w:pBdr>
+        <w:shd w:val="clear" w:fill="F2F5FA"/>
+      </w:pPr>
+      <w:r>
+        <w:rPr>
+          <w:b w:val="0"/>
+        </w:rPr>
+        <w:t>sabbe bhūtā, sabbe puggalā, sabbe attabhāvapariyāpannā,</w:t>
+      </w:r>
+    </w:p>
+    <w:p>
+      <w:pPr>
+        <w:ind w:left="170"/>
+        <w:pBdr>
+          <w:left w:val="single" w:sz="18" w:space="4" w:color="1E4620"/>
+        </w:pBdr>
+        <w:shd w:val="clear" w:fill="F2F5FA"/>
+      </w:pPr>
+      <w:r>
+        <w:rPr>
+          <w:b w:val="0"/>
+        </w:rPr>
+        <w:t>一切生类、一切个体、一切拥有自体者；</w:t>
+      </w:r>
+    </w:p>
+    <w:p>
+      <w:pPr>
+        <w:ind w:left="170"/>
+        <w:pBdr>
+          <w:left w:val="single" w:sz="18" w:space="4" w:color="1E4620"/>
+        </w:pBdr>
+        <w:shd w:val="clear" w:fill="F2F5FA"/>
+      </w:pPr>
+      <w:r>
+        <w:rPr>
+          <w:b w:val="0"/>
+        </w:rPr>
+        <w:t>sabbā itthiyo, sabbe purisā, sabbe ariyā, sabbe anariyā,</w:t>
+      </w:r>
+    </w:p>
+    <w:p>
+      <w:pPr>
+        <w:ind w:left="170"/>
+        <w:pBdr>
+          <w:left w:val="single" w:sz="18" w:space="4" w:color="1E4620"/>
+        </w:pBdr>
+        <w:shd w:val="clear" w:fill="F2F5FA"/>
+      </w:pPr>
+      <w:r>
+        <w:rPr>
+          <w:b w:val="0"/>
+        </w:rPr>
+        <w:t>一切女性、一切男性、一切圣者、一切非圣者、</w:t>
+      </w:r>
+    </w:p>
+    <w:p>
+      <w:pPr>
+        <w:ind w:left="170"/>
+        <w:pBdr>
+          <w:left w:val="single" w:sz="18" w:space="4" w:color="1E4620"/>
+        </w:pBdr>
+        <w:shd w:val="clear" w:fill="F2F5FA"/>
+      </w:pPr>
+      <w:r>
+        <w:rPr>
+          <w:b w:val="0"/>
+        </w:rPr>
+        <w:t>sabbe devā, sabbe manussā, sabbe vinipātikā.</w:t>
+      </w:r>
+    </w:p>
+    <w:p>
+      <w:pPr>
+        <w:ind w:left="170"/>
+        <w:pBdr>
+          <w:left w:val="single" w:sz="18" w:space="4" w:color="1E4620"/>
+        </w:pBdr>
+        <w:shd w:val="clear" w:fill="F2F5FA"/>
+      </w:pPr>
+      <w:r>
+        <w:rPr>
+          <w:b w:val="0"/>
+        </w:rPr>
+        <w:t>一切诸天、一切人类、一切堕苦处者。</w:t>
+      </w:r>
+    </w:p>
+    <w:p>
+      <w:pPr>
+        <w:ind w:left="170"/>
+        <w:pBdr>
+          <w:left w:val="single" w:sz="18" w:space="4" w:color="1E4620"/>
+        </w:pBdr>
+        <w:shd w:val="clear" w:fill="F2F5FA"/>
+      </w:pPr>
+      <w:r>
+        <w:rPr>
+          <w:b w:val="0"/>
+        </w:rPr>
+        <w:t>Averā hontu, abyāpajjā hontu, anīghā hontu, sukhī attānaṃ pariharantu,</w:t>
+      </w:r>
+    </w:p>
+    <w:p>
+      <w:pPr>
+        <w:ind w:left="170"/>
+        <w:pBdr>
+          <w:left w:val="single" w:sz="18" w:space="4" w:color="1E4620"/>
+        </w:pBdr>
+        <w:shd w:val="clear" w:fill="F2F5FA"/>
+      </w:pPr>
+      <w:r>
+        <w:rPr>
+          <w:b w:val="0"/>
+        </w:rPr>
+        <w:t>无怨敌，无瞋害，无恼乱，保持自己的快乐，</w:t>
+      </w:r>
+    </w:p>
+    <w:p>
+      <w:pPr>
+        <w:ind w:left="170"/>
+        <w:pBdr>
+          <w:left w:val="single" w:sz="18" w:space="4" w:color="1E4620"/>
+        </w:pBdr>
+        <w:shd w:val="clear" w:fill="F2F5FA"/>
+      </w:pPr>
+      <w:r>
+        <w:rPr>
+          <w:b w:val="0"/>
+        </w:rPr>
+        <w:t>Dukkhā muccantu, yathāladdhasampattito māvigacchantu, kammassakā.</w:t>
+      </w:r>
+    </w:p>
+    <w:p>
+      <w:pPr>
+        <w:ind w:left="170"/>
+        <w:pBdr>
+          <w:left w:val="single" w:sz="18" w:space="4" w:color="1E4620"/>
+        </w:pBdr>
+        <w:shd w:val="clear" w:fill="F2F5FA"/>
+      </w:pPr>
+      <w:r>
+        <w:rPr>
+          <w:b w:val="0"/>
+        </w:rPr>
+        <w:t>脱离诸苦，不失去所得的成就。［他们］是业的所有者！</w:t>
       </w:r>
     </w:p>
     <w:p>
       <w:r>
         <w:rPr>
           <w:b/>
-          <w:sz w:val="21"/>
         </w:rPr>
         <w:t>◈扩展段落（可选）</w:t>
       </w:r>
       <w:r>
         <w:rPr>
-          <w:sz w:val="21"/>
+          <w:b w:val="0"/>
         </w:rPr>
         <w:t>【默读／选读／延伸】</w:t>
       </w:r>
     </w:p>
     <w:p>
       <w:pPr>
-        <w:spacing w:before="40" w:after="80"/>
-        <w:ind w:left="283"/>
-        <w:shd w:val="clear" w:color="auto" w:fill="EDF6EF"/>
+        <w:ind w:left="170"/>
         <w:pBdr>
-          <w:left w:val="single" w:sz="20" w:space="6" w:color="1E5631"/>
+          <w:left w:val="single" w:sz="18" w:space="4" w:color="1E4620"/>
         </w:pBdr>
+        <w:shd w:val="clear" w:fill="F2F5FA"/>
       </w:pPr>
       <w:r>
         <w:rPr>
-          <w:sz w:val="20"/>
+          <w:b w:val="0"/>
         </w:rPr>
-        <w:t>Uddhaṃ yāva bhavaggā ca, adho yāva avīcito; 上至有顶天，下至无间狱， Samantā cakkavāḷesu, ye sattā pathavīcarā; 于普轮围界，地上走有情， Abyāpajjā niverā ca, niddukkhā ca' anuppaddavā. 愿无瞋、无怨，无苦及无难！ Uddhaṃ yāva bhavaggā ca, adho yāva avīcito; 上至有顶天，下至无间狱， Samantā cakkavāḷesu, ye sattā udake carā; 于普轮围界，水中游有情， Abyāpajjā niverā ca, niddukkhā ca' anuppaddavā. 愿无瞋、无怨，无苦及无难！ Uddhaṃ yāva bhavaggā ca, adho yāva avīcito; 上至有顶天，下至无间狱， Samantā cakkavāḷesu, ye sattā ākāsecarā; 于普轮围界，空中飞有情， Abyāpajjā niverā ca, niddukkhā ca' anuppaddavā. 愿无瞋、无怨，无苦及无难！</w:t>
+        <w:t>Uddhaṃ yāva bhavaggā ca, adho yāva avīcito;</w:t>
       </w:r>
     </w:p>
     <w:p>
       <w:pPr>
-        <w:spacing w:before="120" w:after="80"/>
+        <w:ind w:left="170"/>
+        <w:pBdr>
+          <w:left w:val="single" w:sz="18" w:space="4" w:color="1E4620"/>
+        </w:pBdr>
+        <w:shd w:val="clear" w:fill="F2F5FA"/>
       </w:pPr>
       <w:r>
         <w:rPr>
-          <w:rFonts w:ascii="Microsoft YaHei" w:hAnsi="Microsoft YaHei" w:eastAsia="Microsoft YaHei"/>
+          <w:b w:val="0"/>
+        </w:rPr>
+        <w:t>上至有顶天，下至无间狱，</w:t>
+      </w:r>
+    </w:p>
+    <w:p>
+      <w:pPr>
+        <w:ind w:left="170"/>
+        <w:pBdr>
+          <w:left w:val="single" w:sz="18" w:space="4" w:color="1E4620"/>
+        </w:pBdr>
+        <w:shd w:val="clear" w:fill="F2F5FA"/>
+      </w:pPr>
+      <w:r>
+        <w:rPr>
+          <w:b w:val="0"/>
+        </w:rPr>
+        <w:t>Samantā cakkavāḷesu, ye sattā pathavīcarā;</w:t>
+      </w:r>
+    </w:p>
+    <w:p>
+      <w:pPr>
+        <w:ind w:left="170"/>
+        <w:pBdr>
+          <w:left w:val="single" w:sz="18" w:space="4" w:color="1E4620"/>
+        </w:pBdr>
+        <w:shd w:val="clear" w:fill="F2F5FA"/>
+      </w:pPr>
+      <w:r>
+        <w:rPr>
+          <w:b w:val="0"/>
+        </w:rPr>
+        <w:t>于普轮围界，地上走有情，</w:t>
+      </w:r>
+    </w:p>
+    <w:p>
+      <w:pPr>
+        <w:ind w:left="170"/>
+        <w:pBdr>
+          <w:left w:val="single" w:sz="18" w:space="4" w:color="1E4620"/>
+        </w:pBdr>
+        <w:shd w:val="clear" w:fill="F2F5FA"/>
+      </w:pPr>
+      <w:r>
+        <w:rPr>
+          <w:b w:val="0"/>
+        </w:rPr>
+        <w:t>Abyāpajjā niverā ca, niddukkhā ca' anuppaddavā.</w:t>
+      </w:r>
+    </w:p>
+    <w:p>
+      <w:pPr>
+        <w:ind w:left="170"/>
+        <w:pBdr>
+          <w:left w:val="single" w:sz="18" w:space="4" w:color="1E4620"/>
+        </w:pBdr>
+        <w:shd w:val="clear" w:fill="F2F5FA"/>
+      </w:pPr>
+      <w:r>
+        <w:rPr>
+          <w:b w:val="0"/>
+        </w:rPr>
+        <w:t>愿无瞋、无怨，无苦及无难！</w:t>
+      </w:r>
+    </w:p>
+    <w:p>
+      <w:pPr>
+        <w:ind w:left="170"/>
+        <w:pBdr>
+          <w:left w:val="single" w:sz="18" w:space="4" w:color="1E4620"/>
+        </w:pBdr>
+        <w:shd w:val="clear" w:fill="F2F5FA"/>
+      </w:pPr>
+      <w:r>
+        <w:rPr>
+          <w:b w:val="0"/>
+        </w:rPr>
+        <w:t>Uddhaṃ yāva bhavaggā ca, adho yāva avīcito;</w:t>
+      </w:r>
+    </w:p>
+    <w:p>
+      <w:pPr>
+        <w:ind w:left="170"/>
+        <w:pBdr>
+          <w:left w:val="single" w:sz="18" w:space="4" w:color="1E4620"/>
+        </w:pBdr>
+        <w:shd w:val="clear" w:fill="F2F5FA"/>
+      </w:pPr>
+      <w:r>
+        <w:rPr>
+          <w:b w:val="0"/>
+        </w:rPr>
+        <w:t>上至有顶天，下至无间狱，</w:t>
+      </w:r>
+    </w:p>
+    <w:p>
+      <w:pPr>
+        <w:ind w:left="170"/>
+        <w:pBdr>
+          <w:left w:val="single" w:sz="18" w:space="4" w:color="1E4620"/>
+        </w:pBdr>
+        <w:shd w:val="clear" w:fill="F2F5FA"/>
+      </w:pPr>
+      <w:r>
+        <w:rPr>
+          <w:b w:val="0"/>
+        </w:rPr>
+        <w:t>Samantā cakkavāḷesu, ye sattā udake carā;</w:t>
+      </w:r>
+    </w:p>
+    <w:p>
+      <w:pPr>
+        <w:ind w:left="170"/>
+        <w:pBdr>
+          <w:left w:val="single" w:sz="18" w:space="4" w:color="1E4620"/>
+        </w:pBdr>
+        <w:shd w:val="clear" w:fill="F2F5FA"/>
+      </w:pPr>
+      <w:r>
+        <w:rPr>
+          <w:b w:val="0"/>
+        </w:rPr>
+        <w:t>于普轮围界，水中游有情，</w:t>
+      </w:r>
+    </w:p>
+    <w:p>
+      <w:pPr>
+        <w:ind w:left="170"/>
+        <w:pBdr>
+          <w:left w:val="single" w:sz="18" w:space="4" w:color="1E4620"/>
+        </w:pBdr>
+        <w:shd w:val="clear" w:fill="F2F5FA"/>
+      </w:pPr>
+      <w:r>
+        <w:rPr>
+          <w:b w:val="0"/>
+        </w:rPr>
+        <w:t>Abyāpajjā niverā ca, niddukkhā ca' anuppaddavā.</w:t>
+      </w:r>
+    </w:p>
+    <w:p>
+      <w:pPr>
+        <w:ind w:left="170"/>
+        <w:pBdr>
+          <w:left w:val="single" w:sz="18" w:space="4" w:color="1E4620"/>
+        </w:pBdr>
+        <w:shd w:val="clear" w:fill="F2F5FA"/>
+      </w:pPr>
+      <w:r>
+        <w:rPr>
+          <w:b w:val="0"/>
+        </w:rPr>
+        <w:t>愿无瞋、无怨，无苦及无难！</w:t>
+      </w:r>
+    </w:p>
+    <w:p>
+      <w:pPr>
+        <w:ind w:left="170"/>
+        <w:pBdr>
+          <w:left w:val="single" w:sz="18" w:space="4" w:color="1E4620"/>
+        </w:pBdr>
+        <w:shd w:val="clear" w:fill="F2F5FA"/>
+      </w:pPr>
+      <w:r>
+        <w:rPr>
+          <w:b w:val="0"/>
+        </w:rPr>
+        <w:t>Uddhaṃ yāva bhavaggā ca, adho yāva avīcito;</w:t>
+      </w:r>
+    </w:p>
+    <w:p>
+      <w:pPr>
+        <w:ind w:left="170"/>
+        <w:pBdr>
+          <w:left w:val="single" w:sz="18" w:space="4" w:color="1E4620"/>
+        </w:pBdr>
+        <w:shd w:val="clear" w:fill="F2F5FA"/>
+      </w:pPr>
+      <w:r>
+        <w:rPr>
+          <w:b w:val="0"/>
+        </w:rPr>
+        <w:t>上至有顶天，下至无间狱，</w:t>
+      </w:r>
+    </w:p>
+    <w:p>
+      <w:pPr>
+        <w:ind w:left="170"/>
+        <w:pBdr>
+          <w:left w:val="single" w:sz="18" w:space="4" w:color="1E4620"/>
+        </w:pBdr>
+        <w:shd w:val="clear" w:fill="F2F5FA"/>
+      </w:pPr>
+      <w:r>
+        <w:rPr>
+          <w:b w:val="0"/>
+        </w:rPr>
+        <w:t>Samantā cakkavāḷesu, ye sattā ākāsecarā;</w:t>
+      </w:r>
+    </w:p>
+    <w:p>
+      <w:pPr>
+        <w:ind w:left="170"/>
+        <w:pBdr>
+          <w:left w:val="single" w:sz="18" w:space="4" w:color="1E4620"/>
+        </w:pBdr>
+        <w:shd w:val="clear" w:fill="F2F5FA"/>
+      </w:pPr>
+      <w:r>
+        <w:rPr>
+          <w:b w:val="0"/>
+        </w:rPr>
+        <w:t>于普轮围界，空中飞有情，</w:t>
+      </w:r>
+    </w:p>
+    <w:p>
+      <w:pPr>
+        <w:ind w:left="170"/>
+        <w:pBdr>
+          <w:left w:val="single" w:sz="18" w:space="4" w:color="1E4620"/>
+        </w:pBdr>
+        <w:shd w:val="clear" w:fill="F2F5FA"/>
+      </w:pPr>
+      <w:r>
+        <w:rPr>
+          <w:b w:val="0"/>
+        </w:rPr>
+        <w:t>Abyāpajjā niverā ca, niddukkhā ca' anuppaddavā.</w:t>
+      </w:r>
+    </w:p>
+    <w:p>
+      <w:pPr>
+        <w:ind w:left="170"/>
+        <w:pBdr>
+          <w:left w:val="single" w:sz="18" w:space="4" w:color="1E4620"/>
+        </w:pBdr>
+        <w:shd w:val="clear" w:fill="F2F5FA"/>
+      </w:pPr>
+      <w:r>
+        <w:rPr>
+          <w:b w:val="0"/>
+        </w:rPr>
+        <w:t>愿无瞋、无怨，无苦及无难！</w:t>
+      </w:r>
+    </w:p>
+    <w:p>
+      <w:r>
+        <w:rPr>
           <w:b/>
-          <w:color w:val="1E5631"/>
-          <w:sz w:val="25"/>
+          <w:color w:val="1E4620"/>
+          <w:sz w:val="23"/>
         </w:rPr>
         <w:t>原文材料③：破除界限、528遍满与慈心禅那</w:t>
       </w:r>
@@ -790,29 +1401,27 @@
       <w:r>
         <w:rPr>
           <w:b/>
-          <w:sz w:val="21"/>
         </w:rPr>
         <w:t>★核心段落（必读）</w:t>
       </w:r>
       <w:r>
         <w:rPr>
-          <w:sz w:val="21"/>
+          <w:b w:val="0"/>
         </w:rPr>
         <w:t>【本周朗读段】</w:t>
       </w:r>
     </w:p>
     <w:p>
       <w:pPr>
-        <w:spacing w:before="40" w:after="80"/>
-        <w:ind w:left="283"/>
-        <w:shd w:val="clear" w:color="auto" w:fill="EDF6EF"/>
+        <w:ind w:left="170"/>
         <w:pBdr>
-          <w:left w:val="single" w:sz="20" w:space="6" w:color="1E5631"/>
+          <w:left w:val="single" w:sz="18" w:space="4" w:color="1E4620"/>
         </w:pBdr>
+        <w:shd w:val="clear" w:fill="F2F5FA"/>
       </w:pPr>
       <w:r>
         <w:rPr>
-          <w:sz w:val="20"/>
+          <w:b w:val="0"/>
         </w:rPr>
         <w:t>只有在破除界限之后，你才可转修五种"无制限遍满慈"（anodhiso-pharaṇa mettā）及七种"有制限遍满慈"（odhiso-pharaṇa mettā）。在还未破除界限时，若你以"愿一切有情……"的方式来散播慈爱是不能证得慈心禅那的。</w:t>
       </w:r>
@@ -820,7 +1429,7 @@
     <w:p>
       <w:r>
         <w:rPr>
-          <w:sz w:val="21"/>
+          <w:b w:val="0"/>
         </w:rPr>
         <w:t>五种无制限遍满慈的对象是：一切有情（sabbe sattā）、一切有息者（sabbe pāṇā）、一切生物（sabbe bhūtā）、一切个人（sabbe puggalā）及一切有生命者（sabbe attabhāvapariyāpanna）。</w:t>
       </w:r>
@@ -828,7 +1437,7 @@
     <w:p>
       <w:r>
         <w:rPr>
-          <w:sz w:val="21"/>
+          <w:b w:val="0"/>
         </w:rPr>
         <w:t>七种有制限遍满慈的对象则是：一切女人（sabbā itthiyo）、一切男人（sabbe purisā）、一切圣者（sabbe ariyā）、一切非圣者（sabbe anariyā）、一切天神（sabbe devā）、一切人（sabbe manussā）、一切恶道众生（sabbe vinipātikā）。在此，"制限"（odhiso）是指限定哪一类众生。</w:t>
       </w:r>
@@ -836,7 +1445,7 @@
     <w:p>
       <w:r>
         <w:rPr>
-          <w:sz w:val="21"/>
+          <w:b w:val="0"/>
         </w:rPr>
         <w:t>首先以"愿一切有情没有仇敌，没有内心的痛苦，没有身体上的痛苦，愉快地自珍自重"这四种方式培育慈爱。……由于你已成功破除界限，此时是很容易证得慈心禅那的。以"没有仇敌"的方式修到第三禅后，再逐一以"没有内心的痛苦"、"没有身体上的痛苦"及"愉快地自珍自重"三种方式修到第三禅。你必须逐一地用四种方式散播慈爱给：一切有情、一切有息者、一切生物、一切个人及一切有生命者。如此培育的慈爱名为"无制限慈"……成功修完这五组之后，再进一步修习七种有制限遍满慈……逐一地以上述四种方式散播慈爱给他们，直到都证得第三禅。</w:t>
       </w:r>
@@ -844,7 +1453,7 @@
     <w:p>
       <w:r>
         <w:rPr>
-          <w:sz w:val="21"/>
+          <w:b w:val="0"/>
         </w:rPr>
         <w:t>对于五种无制限遍满慈与七种有制限遍满慈，每一种都有四个散播慈爱的方式。因此，对这寺院范围里的众生，一共有四十八个散播慈爱的方式。如此修行成功之后，你可以把范围扩大至二或三间寺院……成功后，再渐次地把范围扩大至一个村子，两个村子，一个市镇……之后再扩大至整个国家，整个地球，三十一界（cakkavāḷa），乃至无边世界（anantacakkavāḷa）。一组的三十一界即是一个世界，而世界是无数的，所以应以四十八种方式把慈爱散播至无边世界。</w:t>
       </w:r>
@@ -853,13 +1462,12 @@
       <w:r>
         <w:rPr>
           <w:b/>
-          <w:sz w:val="21"/>
         </w:rPr>
         <w:t>◈扩展段落（可选）</w:t>
       </w:r>
       <w:r>
         <w:rPr>
-          <w:sz w:val="21"/>
+          <w:b w:val="0"/>
         </w:rPr>
         <w:t>【默读／选读／延伸】</w:t>
       </w:r>
@@ -867,7 +1475,7 @@
     <w:p>
       <w:r>
         <w:rPr>
-          <w:sz w:val="21"/>
+          <w:b w:val="0"/>
         </w:rPr>
         <w:t>这遍满无边世界一切有情、强有力的慈心称为"遍满"（vipphāra），又名"无量"（aparimāṇa），即慈无量心。……再把慈爱散播至无边世界后，再修习把慈爱向十方散播，即"方向遍满慈"（disā pharaṇa mettā）。先把光照向东方的无边世界，然后以四十八种方式把慈爱散播至东方无边世界的一切众生。之后再以同样的方法把慈爱散播至西方、北方、南方、东南方、西北方、东北方、西南方、下方与上方的无边世界。如是，一共有四百八十种依十个方向散播慈爱的方式。前面已提及四十八种无指定方向地把慈爱散播至无边世界的方式，所以一共有五百二十八种散播慈爱的方式。</w:t>
       </w:r>
@@ -876,73 +1484,62 @@
       <w:r>
         <w:rPr>
           <w:b/>
-          <w:sz w:val="21"/>
         </w:rPr>
         <w:t>★核心段落（必读）</w:t>
       </w:r>
       <w:r>
         <w:rPr>
-          <w:sz w:val="21"/>
+          <w:b w:val="0"/>
         </w:rPr>
         <w:t>【本周朗读段】</w:t>
       </w:r>
     </w:p>
     <w:p>
       <w:pPr>
-        <w:spacing w:before="40" w:after="80"/>
-        <w:ind w:left="283"/>
-        <w:shd w:val="clear" w:color="auto" w:fill="EDF6EF"/>
+        <w:ind w:left="170"/>
         <w:pBdr>
-          <w:left w:val="single" w:sz="20" w:space="6" w:color="1E5631"/>
+          <w:left w:val="single" w:sz="18" w:space="4" w:color="1E4620"/>
         </w:pBdr>
+        <w:shd w:val="clear" w:fill="F2F5FA"/>
       </w:pPr>
       <w:r>
         <w:rPr>
-          <w:sz w:val="20"/>
+          <w:b w:val="0"/>
         </w:rPr>
         <w:t>若能够以"愿此善者没有内心的痛苦"的方式专注于有情的概念超过一小时，寻、伺、喜、乐、一境性五禅支就会很清晰地呈现于心，即已证得初禅。……若你曾修习白遍至第四禅，那是很容易更进一步证得慈心第二禅的。只要除去初禅的寻、伺，即能证得第二禅；若再进一步除去第二禅的喜，即能证得只拥有乐与一境性两个禅支的第三禅。修习慈心是不能够证得第四禅的。为什么呢？当心在希望别人"没有仇敌，没有内心的痛苦，没有身体上的痛苦"时，是否能够安住于舍（upekkhā）呢？是不可能的。因此修习慈心只能够证得第三禅。</w:t>
       </w:r>
     </w:p>
     <w:p>
-      <w:pPr>
-        <w:spacing w:before="160" w:after="80"/>
-      </w:pPr>
       <w:r>
         <w:rPr>
-          <w:rFonts w:ascii="Microsoft YaHei" w:hAnsi="Microsoft YaHei" w:eastAsia="Microsoft YaHei"/>
           <w:b/>
-          <w:color w:val="1E5631"/>
-          <w:sz w:val="28"/>
+          <w:color w:val="1E4620"/>
+          <w:sz w:val="26"/>
         </w:rPr>
         <w:t>💬 第一轮分享（20 min）</w:t>
       </w:r>
     </w:p>
     <w:p>
       <w:pPr>
-        <w:spacing w:before="40" w:after="80"/>
-        <w:ind w:left="283"/>
-        <w:shd w:val="clear" w:color="auto" w:fill="EDF6EF"/>
+        <w:ind w:left="170"/>
         <w:pBdr>
-          <w:left w:val="single" w:sz="20" w:space="6" w:color="1E5631"/>
+          <w:left w:val="single" w:sz="18" w:space="4" w:color="1E4620"/>
         </w:pBdr>
+        <w:shd w:val="clear" w:fill="F2F5FA"/>
       </w:pPr>
       <w:r>
         <w:rPr>
-          <w:sz w:val="20"/>
+          <w:b w:val="0"/>
         </w:rPr>
         <w:t>请大家轮流分享：读到"五百二十八个方向""上至有顶天，下至无间狱"，你心里有什么感觉？会不会觉得心一下子"变大"了？</w:t>
       </w:r>
     </w:p>
     <w:p>
-      <w:pPr>
-        <w:spacing w:before="160" w:after="80"/>
-      </w:pPr>
       <w:r>
         <w:rPr>
-          <w:rFonts w:ascii="Microsoft YaHei" w:hAnsi="Microsoft YaHei" w:eastAsia="Microsoft YaHei"/>
           <w:b/>
-          <w:color w:val="1E5631"/>
-          <w:sz w:val="28"/>
+          <w:color w:val="1E4620"/>
+          <w:sz w:val="26"/>
         </w:rPr>
         <w:t>🎯 主题讨论（35 min）</w:t>
       </w:r>
@@ -951,205 +1548,192 @@
       <w:r>
         <w:rPr>
           <w:b/>
-          <w:sz w:val="21"/>
         </w:rPr>
         <w:t>讨论问题（按优先级）</w:t>
       </w:r>
       <w:r>
         <w:rPr>
-          <w:sz w:val="21"/>
+          <w:b w:val="0"/>
         </w:rPr>
         <w:t>：</w:t>
       </w:r>
     </w:p>
     <w:p>
       <w:pPr>
-        <w:ind w:left="340"/>
+        <w:pStyle w:val="ListBullet"/>
       </w:pPr>
       <w:r>
         <w:rPr>
-          <w:color w:val="1E5631"/>
-          <w:sz w:val="21"/>
-        </w:rPr>
-        <w:t xml:space="preserve">• </w:t>
-      </w:r>
-      <w:r>
-        <w:rPr>
-          <w:sz w:val="21"/>
+          <w:b w:val="0"/>
         </w:rPr>
         <w:t>问题①（★必答，时间不够时只讨论这个）</w:t>
       </w:r>
     </w:p>
     <w:p>
       <w:pPr>
-        <w:ind w:left="340"/>
+        <w:pStyle w:val="ListBullet"/>
       </w:pPr>
       <w:r>
         <w:rPr>
-          <w:color w:val="1E5631"/>
-          <w:sz w:val="21"/>
-        </w:rPr>
-        <w:t xml:space="preserve">• </w:t>
-      </w:r>
-      <w:r>
-        <w:rPr>
-          <w:sz w:val="21"/>
+          <w:b w:val="0"/>
         </w:rPr>
         <w:t>问题②（◈选答）</w:t>
       </w:r>
     </w:p>
     <w:p>
       <w:pPr>
-        <w:ind w:left="340"/>
+        <w:pStyle w:val="ListBullet"/>
       </w:pPr>
       <w:r>
         <w:rPr>
-          <w:color w:val="1E5631"/>
-          <w:sz w:val="21"/>
-        </w:rPr>
-        <w:t xml:space="preserve">• </w:t>
-      </w:r>
-      <w:r>
-        <w:rPr>
-          <w:sz w:val="21"/>
+          <w:b w:val="0"/>
         </w:rPr>
         <w:t>问题③（◈选答，时间富余或大家感兴趣时讨论）</w:t>
       </w:r>
     </w:p>
     <w:p>
       <w:pPr>
-        <w:ind w:left="340"/>
+        <w:pStyle w:val="ListNumber"/>
       </w:pPr>
       <w:r>
         <w:rPr>
-          <w:b/>
-          <w:sz w:val="21"/>
-        </w:rPr>
-        <w:t xml:space="preserve">1. </w:t>
-      </w:r>
-      <w:r>
-        <w:rPr>
-          <w:sz w:val="21"/>
+          <w:b w:val="0"/>
         </w:rPr>
         <w:t>【问题①★必答】想象一下：对你根本不认识的"一组人"（比如你公司的全体员工）散播慈爱，和对你讨厌的某个人散播慈爱，哪个更容易？为什么？</w:t>
       </w:r>
     </w:p>
     <w:p>
       <w:pPr>
-        <w:ind w:left="340"/>
+        <w:pStyle w:val="ListNumber"/>
       </w:pPr>
       <w:r>
         <w:rPr>
-          <w:b/>
-          <w:sz w:val="21"/>
-        </w:rPr>
-        <w:t xml:space="preserve">2. </w:t>
-      </w:r>
-      <w:r>
-        <w:rPr>
-          <w:sz w:val="21"/>
+          <w:b w:val="0"/>
         </w:rPr>
         <w:t>【问题②◈选答】《智慧之光》说"在还未破除界限时，以'愿一切有情……'的方式散播慈爱是不能证得慈心禅那的"——你觉得"破除界限"破的是什么？为什么没破界限就证不了禅那？</w:t>
       </w:r>
     </w:p>
     <w:p>
       <w:pPr>
-        <w:ind w:left="340"/>
+        <w:pStyle w:val="ListNumber"/>
       </w:pPr>
       <w:r>
         <w:rPr>
-          <w:b/>
-          <w:sz w:val="21"/>
-        </w:rPr>
-        <w:t xml:space="preserve">3. </w:t>
-      </w:r>
-      <w:r>
-        <w:rPr>
-          <w:sz w:val="21"/>
+          <w:b w:val="0"/>
         </w:rPr>
         <w:t>【问题③◈选答】528种遍满方式、十方世界、"上至有顶天，下至无间狱"——把所有众生都算进祝福对象，包括你讨厌的、害怕的、不认识的。你愿意吗？心里有没有一丝"不情愿"？</w:t>
       </w:r>
     </w:p>
     <w:p>
       <w:pPr>
-        <w:ind w:left="340"/>
+        <w:pStyle w:val="ListNumber"/>
       </w:pPr>
       <w:r>
         <w:rPr>
-          <w:b/>
-          <w:sz w:val="21"/>
-        </w:rPr>
-        <w:t xml:space="preserve">4. </w:t>
-      </w:r>
-      <w:r>
-        <w:rPr>
-          <w:sz w:val="21"/>
+          <w:b w:val="0"/>
         </w:rPr>
         <w:t>【问题④◈选答】慈心最高只能证到第三禅（因为祝福的心安住不了"舍"），你觉得这说明慈心这种修法的"性格"是什么样的？</w:t>
       </w:r>
     </w:p>
     <w:p>
       <w:pPr>
-        <w:spacing w:before="40" w:after="80"/>
-        <w:ind w:left="283"/>
-        <w:shd w:val="clear" w:color="auto" w:fill="EDF6EF"/>
+        <w:ind w:left="170"/>
         <w:pBdr>
-          <w:left w:val="single" w:sz="20" w:space="6" w:color="1E5631"/>
+          <w:left w:val="single" w:sz="18" w:space="4" w:color="1E4620"/>
         </w:pBdr>
+        <w:shd w:val="clear" w:fill="F2F5FA"/>
       </w:pPr>
       <w:r>
         <w:rPr>
           <w:b/>
-          <w:sz w:val="20"/>
         </w:rPr>
         <w:t>分层追问</w:t>
       </w:r>
       <w:r>
         <w:rPr>
-          <w:sz w:val="20"/>
+          <w:b w:val="0"/>
         </w:rPr>
-        <w:t>（可视时间取用，由浅入深）： - 【现象】把慈心送给「完全不认识的人」，你的第一反应是自然，还是别扭？ - 【影响】如果一个人的善意只给「自己人」，长期下去会怎样？ - 【应对】这周出门时，你可以选哪一个具体时刻（等电梯、排队），来练一练「经过即祝福」？</w:t>
+        <w:t>（可视时间取用，由浅入深）：</w:t>
       </w:r>
     </w:p>
     <w:p>
       <w:pPr>
-        <w:spacing w:before="160" w:after="80"/>
+        <w:ind w:left="170"/>
+        <w:pBdr>
+          <w:left w:val="single" w:sz="18" w:space="4" w:color="1E4620"/>
+        </w:pBdr>
+        <w:shd w:val="clear" w:fill="F2F5FA"/>
       </w:pPr>
       <w:r>
         <w:rPr>
-          <w:rFonts w:ascii="Microsoft YaHei" w:hAnsi="Microsoft YaHei" w:eastAsia="Microsoft YaHei"/>
+          <w:b w:val="0"/>
+        </w:rPr>
+        <w:t>- 【现象】把慈心送给「完全不认识的人」，你的第一反应是自然，还是别扭？</w:t>
+      </w:r>
+    </w:p>
+    <w:p>
+      <w:pPr>
+        <w:ind w:left="170"/>
+        <w:pBdr>
+          <w:left w:val="single" w:sz="18" w:space="4" w:color="1E4620"/>
+        </w:pBdr>
+        <w:shd w:val="clear" w:fill="F2F5FA"/>
+      </w:pPr>
+      <w:r>
+        <w:rPr>
+          <w:b w:val="0"/>
+        </w:rPr>
+        <w:t>- 【影响】如果一个人的善意只给「自己人」，长期下去会怎样？</w:t>
+      </w:r>
+    </w:p>
+    <w:p>
+      <w:pPr>
+        <w:ind w:left="170"/>
+        <w:pBdr>
+          <w:left w:val="single" w:sz="18" w:space="4" w:color="1E4620"/>
+        </w:pBdr>
+        <w:shd w:val="clear" w:fill="F2F5FA"/>
+      </w:pPr>
+      <w:r>
+        <w:rPr>
+          <w:b w:val="0"/>
+        </w:rPr>
+        <w:t>- 【应对】这周出门时，你可以选哪一个具体时刻（等电梯、排队），来练一练「经过即祝福」？</w:t>
+      </w:r>
+    </w:p>
+    <w:p>
+      <w:r>
+        <w:rPr>
           <w:b/>
-          <w:color w:val="1E5631"/>
-          <w:sz w:val="28"/>
+          <w:color w:val="1E4620"/>
+          <w:sz w:val="26"/>
         </w:rPr>
         <w:t>🧘 慈心遍满练习（15 min）</w:t>
       </w:r>
     </w:p>
     <w:p>
       <w:pPr>
-        <w:spacing w:before="40" w:after="80"/>
-        <w:ind w:left="283"/>
-        <w:shd w:val="clear" w:color="auto" w:fill="EDF6EF"/>
+        <w:ind w:left="170"/>
         <w:pBdr>
-          <w:left w:val="single" w:sz="20" w:space="6" w:color="1E5631"/>
+          <w:left w:val="single" w:sz="18" w:space="4" w:color="1E4620"/>
         </w:pBdr>
+        <w:shd w:val="clear" w:fill="F2F5FA"/>
       </w:pPr>
       <w:r>
         <w:rPr>
-          <w:sz w:val="20"/>
+          <w:b w:val="0"/>
         </w:rPr>
         <w:t xml:space="preserve">⚠️ </w:t>
       </w:r>
       <w:r>
         <w:rPr>
           <w:b/>
-          <w:sz w:val="20"/>
         </w:rPr>
         <w:t>禅修禁忌提示</w:t>
       </w:r>
       <w:r>
         <w:rPr>
-          <w:sz w:val="20"/>
+          <w:b w:val="0"/>
         </w:rPr>
         <w:t>：若你正处在严重抑郁、焦虑、创伤后应激，或精神类疾病的发作／用药期，或正经历强烈的情绪危机，请先咨询医生或心理师，再决定是否练习；练习中若出现明显不适（如心悸、胸闷、情绪失控），请立即停止，睁开眼睛，把注意力放回呼吸与身体，必要时离场休息。</w:t>
       </w:r>
@@ -1158,169 +1742,182 @@
       <w:r>
         <w:rPr>
           <w:b/>
-          <w:sz w:val="21"/>
         </w:rPr>
         <w:t>引导词</w:t>
       </w:r>
       <w:r>
         <w:rPr>
-          <w:sz w:val="21"/>
+          <w:b w:val="0"/>
         </w:rPr>
         <w:t>：</w:t>
       </w:r>
     </w:p>
     <w:p>
       <w:pPr>
-        <w:spacing w:before="40" w:after="80"/>
-        <w:ind w:left="283"/>
-        <w:shd w:val="clear" w:color="auto" w:fill="EDF6EF"/>
+        <w:ind w:left="170"/>
         <w:pBdr>
-          <w:left w:val="single" w:sz="20" w:space="6" w:color="1E5631"/>
+          <w:left w:val="single" w:sz="18" w:space="4" w:color="1E4620"/>
         </w:pBdr>
+        <w:shd w:val="clear" w:fill="F2F5FA"/>
       </w:pPr>
       <w:r>
         <w:rPr>
-          <w:sz w:val="20"/>
+          <w:b w:val="0"/>
         </w:rPr>
         <w:t>闭上眼睛，先对自己散播慈爱：愿我快乐，愿我平安，愿我健康。（停顿）</w:t>
       </w:r>
     </w:p>
     <w:p>
       <w:pPr>
-        <w:spacing w:before="40" w:after="80"/>
-        <w:ind w:left="283"/>
-        <w:shd w:val="clear" w:color="auto" w:fill="EDF6EF"/>
+        <w:ind w:left="170"/>
         <w:pBdr>
-          <w:left w:val="single" w:sz="20" w:space="6" w:color="1E5631"/>
+          <w:left w:val="single" w:sz="18" w:space="4" w:color="1E4620"/>
         </w:pBdr>
+        <w:shd w:val="clear" w:fill="F2F5FA"/>
       </w:pPr>
       <w:r>
         <w:rPr>
-          <w:sz w:val="20"/>
+          <w:b w:val="0"/>
         </w:rPr>
         <w:t>现在，把心扩展到你的家人——愿我的家人远离危难，身体健康，内心愉悦，保有快乐。（停顿）</w:t>
       </w:r>
     </w:p>
     <w:p>
       <w:pPr>
-        <w:spacing w:before="40" w:after="80"/>
-        <w:ind w:left="283"/>
-        <w:shd w:val="clear" w:color="auto" w:fill="EDF6EF"/>
+        <w:ind w:left="170"/>
         <w:pBdr>
-          <w:left w:val="single" w:sz="20" w:space="6" w:color="1E5631"/>
+          <w:left w:val="single" w:sz="18" w:space="4" w:color="1E4620"/>
         </w:pBdr>
+        <w:shd w:val="clear" w:fill="F2F5FA"/>
       </w:pPr>
       <w:r>
         <w:rPr>
-          <w:sz w:val="20"/>
+          <w:b w:val="0"/>
         </w:rPr>
         <w:t>扩展到你的同事、朋友——愿我所有的同事、朋友，以及一切有缘的人，远离危难，身体健康，内心愉悦，保有快乐。（停顿）</w:t>
       </w:r>
     </w:p>
     <w:p>
       <w:pPr>
-        <w:spacing w:before="40" w:after="80"/>
-        <w:ind w:left="283"/>
-        <w:shd w:val="clear" w:color="auto" w:fill="EDF6EF"/>
+        <w:ind w:left="170"/>
         <w:pBdr>
-          <w:left w:val="single" w:sz="20" w:space="6" w:color="1E5631"/>
+          <w:left w:val="single" w:sz="18" w:space="4" w:color="1E4620"/>
         </w:pBdr>
+        <w:shd w:val="clear" w:fill="F2F5FA"/>
       </w:pPr>
       <w:r>
         <w:rPr>
-          <w:sz w:val="20"/>
+          <w:b w:val="0"/>
         </w:rPr>
-        <w:t>扩展到北方的一切众生——愿北方的一切众生，没有危难，身体健康，内心愉悦，保有快乐。 扩展到南方的一切众生——愿南方的一切众生……（停顿，可依次东西方、上下方）</w:t>
+        <w:t>扩展到北方的一切众生——愿北方的一切众生，没有危难，身体健康，内心愉悦，保有快乐。</w:t>
       </w:r>
     </w:p>
     <w:p>
       <w:pPr>
-        <w:spacing w:before="40" w:after="80"/>
-        <w:ind w:left="283"/>
-        <w:shd w:val="clear" w:color="auto" w:fill="EDF6EF"/>
+        <w:ind w:left="170"/>
         <w:pBdr>
-          <w:left w:val="single" w:sz="20" w:space="6" w:color="1E5631"/>
+          <w:left w:val="single" w:sz="18" w:space="4" w:color="1E4620"/>
         </w:pBdr>
+        <w:shd w:val="clear" w:fill="F2F5FA"/>
       </w:pPr>
       <w:r>
         <w:rPr>
-          <w:sz w:val="20"/>
+          <w:b w:val="0"/>
+        </w:rPr>
+        <w:t>扩展到南方的一切众生——愿南方的一切众生……（停顿，可依次东西方、上下方）</w:t>
+      </w:r>
+    </w:p>
+    <w:p>
+      <w:pPr>
+        <w:ind w:left="170"/>
+        <w:pBdr>
+          <w:left w:val="single" w:sz="18" w:space="4" w:color="1E4620"/>
+        </w:pBdr>
+        <w:shd w:val="clear" w:fill="F2F5FA"/>
+      </w:pPr>
+      <w:r>
+        <w:rPr>
+          <w:b w:val="0"/>
         </w:rPr>
         <w:t>扩展到十方的一切众生、一切女性、一切男性、一切圣者、一切非圣者、一切诸天、一切人类、一切堕苦处者——愿他们都没有危难，身体健康，内心愉悦，保有快乐。（停顿）</w:t>
       </w:r>
     </w:p>
     <w:p>
       <w:pPr>
-        <w:spacing w:before="40" w:after="80"/>
-        <w:ind w:left="283"/>
-        <w:shd w:val="clear" w:color="auto" w:fill="EDF6EF"/>
+        <w:ind w:left="170"/>
         <w:pBdr>
-          <w:left w:val="single" w:sz="20" w:space="6" w:color="1E5631"/>
+          <w:left w:val="single" w:sz="18" w:space="4" w:color="1E4620"/>
         </w:pBdr>
+        <w:shd w:val="clear" w:fill="F2F5FA"/>
       </w:pPr>
       <w:r>
         <w:rPr>
-          <w:sz w:val="20"/>
+          <w:b w:val="0"/>
         </w:rPr>
         <w:t>上至有顶天，下至无间狱——地上走的、水里游的、空中飞的一切有情，愿无瞋、无怨，无苦及无难。（停顿）</w:t>
       </w:r>
     </w:p>
     <w:p>
       <w:pPr>
-        <w:spacing w:before="40" w:after="80"/>
-        <w:ind w:left="283"/>
-        <w:shd w:val="clear" w:color="auto" w:fill="EDF6EF"/>
+        <w:ind w:left="170"/>
         <w:pBdr>
-          <w:left w:val="single" w:sz="20" w:space="6" w:color="1E5631"/>
+          <w:left w:val="single" w:sz="18" w:space="4" w:color="1E4620"/>
         </w:pBdr>
+        <w:shd w:val="clear" w:fill="F2F5FA"/>
       </w:pPr>
       <w:r>
         <w:rPr>
-          <w:sz w:val="20"/>
+          <w:b w:val="0"/>
         </w:rPr>
-        <w:t>最后回到呼吸。愿我快乐，愿一切众生快乐。 好，慢慢睁开眼睛。</w:t>
+        <w:t>最后回到呼吸。愿我快乐，愿一切众生快乐。</w:t>
       </w:r>
     </w:p>
     <w:p>
       <w:pPr>
-        <w:spacing w:before="160" w:after="80"/>
+        <w:ind w:left="170"/>
+        <w:pBdr>
+          <w:left w:val="single" w:sz="18" w:space="4" w:color="1E4620"/>
+        </w:pBdr>
+        <w:shd w:val="clear" w:fill="F2F5FA"/>
       </w:pPr>
       <w:r>
         <w:rPr>
-          <w:rFonts w:ascii="Microsoft YaHei" w:hAnsi="Microsoft YaHei" w:eastAsia="Microsoft YaHei"/>
+          <w:b w:val="0"/>
+        </w:rPr>
+        <w:t>好，慢慢睁开眼睛。</w:t>
+      </w:r>
+    </w:p>
+    <w:p>
+      <w:r>
+        <w:rPr>
           <w:b/>
-          <w:color w:val="1E5631"/>
-          <w:sz w:val="28"/>
+          <w:color w:val="1E4620"/>
+          <w:sz w:val="26"/>
         </w:rPr>
         <w:t>📚 扩展内容包（时间富余时使用）</w:t>
       </w:r>
     </w:p>
     <w:p>
       <w:pPr>
-        <w:spacing w:before="40" w:after="80"/>
-        <w:ind w:left="283"/>
-        <w:shd w:val="clear" w:color="auto" w:fill="EDF6EF"/>
+        <w:ind w:left="170"/>
         <w:pBdr>
-          <w:left w:val="single" w:sz="20" w:space="6" w:color="1E5631"/>
+          <w:left w:val="single" w:sz="18" w:space="4" w:color="1E4620"/>
         </w:pBdr>
+        <w:shd w:val="clear" w:fill="F2F5FA"/>
       </w:pPr>
       <w:r>
         <w:rPr>
-          <w:sz w:val="20"/>
+          <w:b w:val="0"/>
         </w:rPr>
         <w:t>以下内容用于共读提前结束或讨论意犹未尽时，按需选用，不必全部完成。</w:t>
       </w:r>
     </w:p>
     <w:p>
-      <w:pPr>
-        <w:spacing w:before="120" w:after="80"/>
-      </w:pPr>
       <w:r>
         <w:rPr>
-          <w:rFonts w:ascii="Microsoft YaHei" w:hAnsi="Microsoft YaHei" w:eastAsia="Microsoft YaHei"/>
           <w:b/>
-          <w:color w:val="1E5631"/>
-          <w:sz w:val="25"/>
+          <w:color w:val="1E4620"/>
+          <w:sz w:val="23"/>
         </w:rPr>
         <w:t>扩展一：补充原文段落</w:t>
       </w:r>
@@ -1329,80 +1926,68 @@
       <w:r>
         <w:rPr>
           <w:b/>
-          <w:sz w:val="21"/>
         </w:rPr>
         <w:t>段落1：进修遍满慈——从四十八种到五百二十八种</w:t>
       </w:r>
     </w:p>
     <w:p>
       <w:pPr>
-        <w:ind w:left="340"/>
+        <w:pStyle w:val="ListBullet"/>
       </w:pPr>
       <w:r>
         <w:rPr>
-          <w:color w:val="1E5631"/>
-          <w:sz w:val="21"/>
-        </w:rPr>
-        <w:t xml:space="preserve">• </w:t>
-      </w:r>
-      <w:r>
-        <w:rPr>
           <w:b/>
-          <w:sz w:val="21"/>
         </w:rPr>
         <w:t>出处</w:t>
       </w:r>
       <w:r>
         <w:rPr>
-          <w:sz w:val="21"/>
+          <w:b w:val="0"/>
         </w:rPr>
         <w:t>：《原文全集》第一部分（第188讲 法念处·五盖（二））·四、进修遍满慈</w:t>
       </w:r>
     </w:p>
     <w:p>
       <w:pPr>
-        <w:spacing w:before="40" w:after="80"/>
-        <w:ind w:left="283"/>
-        <w:shd w:val="clear" w:color="auto" w:fill="EDF6EF"/>
+        <w:ind w:left="170"/>
         <w:pBdr>
-          <w:left w:val="single" w:sz="20" w:space="6" w:color="1E5631"/>
+          <w:left w:val="single" w:sz="18" w:space="4" w:color="1E4620"/>
         </w:pBdr>
+        <w:shd w:val="clear" w:fill="F2F5FA"/>
       </w:pPr>
       <w:r>
         <w:rPr>
-          <w:sz w:val="20"/>
+          <w:b w:val="0"/>
         </w:rPr>
         <w:t>破除了人际之间界限之后，进修慈心遍满。慈心遍满分两种：一种是不限定对像的慈心遍满，一种是有限定对像的慈心遍满。不限定对像的慈心遍满可以分为五种或二十种，而有限定对像的慈心遍满可以分为七种或二十八种。</w:t>
       </w:r>
     </w:p>
     <w:p>
       <w:pPr>
-        <w:spacing w:before="40" w:after="80"/>
-        <w:ind w:left="283"/>
-        <w:shd w:val="clear" w:color="auto" w:fill="EDF6EF"/>
+        <w:ind w:left="170"/>
         <w:pBdr>
-          <w:left w:val="single" w:sz="20" w:space="6" w:color="1E5631"/>
+          <w:left w:val="single" w:sz="18" w:space="4" w:color="1E4620"/>
         </w:pBdr>
+        <w:shd w:val="clear" w:fill="F2F5FA"/>
       </w:pPr>
       <w:r>
         <w:rPr>
-          <w:sz w:val="20"/>
+          <w:b w:val="0"/>
         </w:rPr>
         <w:t>开始修行不限定对像的慈心遍满时，应该先选定一个范围，比如一个寺院的范围，或者在家人选家的那栋楼附近范围，以慈心禅的光明照见该范围内的各种众生。然后以四种方式向他们散播慈爱："愿一切有情没有仇敌，没有内心的痛苦，没有身体的痛苦，拥有自己的快乐。"修到以每种方式都能够证得初、二、三禅……总共有二十种方式。</w:t>
       </w:r>
     </w:p>
     <w:p>
       <w:pPr>
-        <w:spacing w:before="40" w:after="80"/>
-        <w:ind w:left="283"/>
-        <w:shd w:val="clear" w:color="auto" w:fill="EDF6EF"/>
+        <w:ind w:left="170"/>
         <w:pBdr>
-          <w:left w:val="single" w:sz="20" w:space="6" w:color="1E5631"/>
+          <w:left w:val="single" w:sz="18" w:space="4" w:color="1E4620"/>
         </w:pBdr>
+        <w:shd w:val="clear" w:fill="F2F5FA"/>
       </w:pPr>
       <w:r>
         <w:rPr>
-          <w:sz w:val="20"/>
+          <w:b w:val="0"/>
         </w:rPr>
         <w:t>成功之后，可以将范围扩大到小区，或者寺院外边，再以四十八种方式来散播慈爱。成功后，再渐次地扩大范围到一个村庄、两个村庄、一个城镇、一个省市、一个国家、几个国家、东半球、西半球、整个太阳系、整个银河系、三十一界的生命类。……能够将慈爱扩散到无边世界以后，应该将慈爱扩散到十方，即依方向的遍满慈，这是指逐一地对十方无边世界的众生散播慈爱。……如此总共有四百八十个依方向的遍满慈，再加上前面提到的四十八个不依方向散播慈爱到无边世界的遍满慈，所以一共有五百二十八个散播遍满慈的方法。对于能重复地修习这五百二十八种遍满慈的禅修者，就能够很有效地镇伏瞋恚，而且能够获得慈心禅那的十一种利益。</w:t>
       </w:r>
@@ -1411,321 +1996,245 @@
       <w:r>
         <w:rPr>
           <w:b/>
-          <w:sz w:val="21"/>
         </w:rPr>
         <w:t>段落2：推己及人——自己希望快乐，众生同样希望快乐</w:t>
       </w:r>
     </w:p>
     <w:p>
       <w:pPr>
-        <w:ind w:left="340"/>
+        <w:pStyle w:val="ListBullet"/>
       </w:pPr>
       <w:r>
         <w:rPr>
-          <w:color w:val="1E5631"/>
-          <w:sz w:val="21"/>
-        </w:rPr>
-        <w:t xml:space="preserve">• </w:t>
-      </w:r>
-      <w:r>
-        <w:rPr>
           <w:b/>
-          <w:sz w:val="21"/>
         </w:rPr>
         <w:t>出处</w:t>
       </w:r>
       <w:r>
         <w:rPr>
-          <w:sz w:val="21"/>
+          <w:b w:val="0"/>
         </w:rPr>
         <w:t>：《原文全集》第一部分（第188讲）·（四）如何修习慈心</w:t>
       </w:r>
     </w:p>
     <w:p>
       <w:pPr>
-        <w:spacing w:before="40" w:after="80"/>
-        <w:ind w:left="283"/>
-        <w:shd w:val="clear" w:color="auto" w:fill="EDF6EF"/>
+        <w:ind w:left="170"/>
         <w:pBdr>
-          <w:left w:val="single" w:sz="20" w:space="6" w:color="1E5631"/>
+          <w:left w:val="single" w:sz="18" w:space="4" w:color="1E4620"/>
         </w:pBdr>
+        <w:shd w:val="clear" w:fill="F2F5FA"/>
       </w:pPr>
       <w:r>
         <w:rPr>
-          <w:sz w:val="20"/>
+          <w:b w:val="0"/>
         </w:rPr>
         <w:t>对自己散播慈爱不能证得禅那，但是可以感受到对自己散播慈爱带来的愉悦。这样做，是为了能推己及人。愿自己没有怨敌，没有内心的痛苦，没有身体的痛苦，拥有自己的快乐，自己如此希望，并能感受到，就要推己及人。我们希望自己快乐，别人同样希望他们自己快乐。</w:t>
       </w:r>
     </w:p>
     <w:p>
-      <w:pPr>
-        <w:spacing w:before="120" w:after="80"/>
-      </w:pPr>
       <w:r>
         <w:rPr>
-          <w:rFonts w:ascii="Microsoft YaHei" w:hAnsi="Microsoft YaHei" w:eastAsia="Microsoft YaHei"/>
           <w:b/>
-          <w:color w:val="1E5631"/>
-          <w:sz w:val="25"/>
+          <w:color w:val="1E4620"/>
+          <w:sz w:val="23"/>
         </w:rPr>
         <w:t>扩展二：深入讨论问题</w:t>
       </w:r>
     </w:p>
     <w:p>
       <w:pPr>
-        <w:ind w:left="340"/>
+        <w:pStyle w:val="ListNumber"/>
       </w:pPr>
       <w:r>
         <w:rPr>
-          <w:b/>
-          <w:sz w:val="21"/>
-        </w:rPr>
-        <w:t xml:space="preserve">1. </w:t>
-      </w:r>
-      <w:r>
-        <w:rPr>
-          <w:sz w:val="21"/>
+          <w:b w:val="0"/>
         </w:rPr>
         <w:t>从"对自己修慈心"到"对十方众生修慈心"，中间最难跨越的是哪一步？为什么？（可以让大家指一指自己在哪一步"卡住"了）</w:t>
       </w:r>
     </w:p>
     <w:p>
       <w:pPr>
-        <w:ind w:left="340"/>
+        <w:pStyle w:val="ListNumber"/>
       </w:pPr>
       <w:r>
         <w:rPr>
-          <w:b/>
-          <w:sz w:val="21"/>
-        </w:rPr>
-        <w:t xml:space="preserve">2. </w:t>
-      </w:r>
-      <w:r>
-        <w:rPr>
-          <w:sz w:val="21"/>
+          <w:b w:val="0"/>
         </w:rPr>
         <w:t>原文举了"动物保护者心疼老虎、却没想到被老虎吃掉的动物"的例子——你生活中有没有类似的"选择性慈悲"？比如只对可爱的人慈悲、只对自己人慈悲？</w:t>
       </w:r>
     </w:p>
     <w:p>
-      <w:pPr>
-        <w:spacing w:before="120" w:after="80"/>
-      </w:pPr>
       <w:r>
         <w:rPr>
-          <w:rFonts w:ascii="Microsoft YaHei" w:hAnsi="Microsoft YaHei" w:eastAsia="Microsoft YaHei"/>
           <w:b/>
-          <w:color w:val="1E5631"/>
-          <w:sz w:val="25"/>
+          <w:color w:val="1E4620"/>
+          <w:sz w:val="23"/>
         </w:rPr>
         <w:t>扩展三：延伸小练习</w:t>
       </w:r>
     </w:p>
     <w:p>
       <w:pPr>
-        <w:ind w:left="340"/>
+        <w:pStyle w:val="ListBullet"/>
       </w:pPr>
       <w:r>
         <w:rPr>
-          <w:color w:val="1E5631"/>
-          <w:sz w:val="21"/>
-        </w:rPr>
-        <w:t xml:space="preserve">• </w:t>
-      </w:r>
-      <w:r>
-        <w:rPr>
           <w:b/>
-          <w:sz w:val="21"/>
         </w:rPr>
         <w:t>"经过即祝福"练习（约5分钟）</w:t>
       </w:r>
       <w:r>
         <w:rPr>
-          <w:sz w:val="21"/>
+          <w:b w:val="0"/>
         </w:rPr>
         <w:t>：请大家想一个自己每天都会经过的地方（地铁站、菜市场、公司门口），在心里默默祝福那里出现的每一个人："愿你远离危难，愿你内心愉悦，愿你身体健康，愿你保有快乐。"——这是本周作业的现场版，可以让大家当场试一遍。</w:t>
       </w:r>
     </w:p>
     <w:p>
-      <w:pPr>
-        <w:spacing w:before="160" w:after="80"/>
-      </w:pPr>
       <w:r>
         <w:rPr>
-          <w:rFonts w:ascii="Microsoft YaHei" w:hAnsi="Microsoft YaHei" w:eastAsia="Microsoft YaHei"/>
           <w:b/>
-          <w:color w:val="1E5631"/>
-          <w:sz w:val="28"/>
+          <w:color w:val="1E4620"/>
+          <w:sz w:val="26"/>
         </w:rPr>
         <w:t>🔚 收尾与回向（15 min）</w:t>
       </w:r>
     </w:p>
     <w:p>
       <w:pPr>
-        <w:ind w:left="340"/>
+        <w:pStyle w:val="ListNumber"/>
       </w:pPr>
       <w:r>
         <w:rPr>
           <w:b/>
-          <w:sz w:val="21"/>
-        </w:rPr>
-        <w:t xml:space="preserve">1. </w:t>
-      </w:r>
-      <w:r>
-        <w:rPr>
-          <w:b/>
-          <w:sz w:val="21"/>
         </w:rPr>
         <w:t>每人一句话</w:t>
       </w:r>
       <w:r>
         <w:rPr>
-          <w:sz w:val="21"/>
+          <w:b w:val="0"/>
         </w:rPr>
         <w:t>：向"十方众生"散播慈爱时，你心里是什么感觉？有没有觉得心变大了？</w:t>
       </w:r>
     </w:p>
     <w:p>
       <w:pPr>
-        <w:ind w:left="340"/>
+        <w:pStyle w:val="ListNumber"/>
       </w:pPr>
       <w:r>
         <w:rPr>
           <w:b/>
-          <w:sz w:val="21"/>
-        </w:rPr>
-        <w:t xml:space="preserve">2. </w:t>
-      </w:r>
-      <w:r>
-        <w:rPr>
-          <w:b/>
-          <w:sz w:val="21"/>
         </w:rPr>
         <w:t>下周预告</w:t>
       </w:r>
       <w:r>
         <w:rPr>
-          <w:sz w:val="21"/>
+          <w:b w:val="0"/>
         </w:rPr>
         <w:t>：下周我们学习四无量心——慈、悲、喜、舍。</w:t>
       </w:r>
     </w:p>
     <w:p>
       <w:pPr>
-        <w:ind w:left="340"/>
+        <w:pStyle w:val="ListNumber"/>
       </w:pPr>
       <w:r>
         <w:rPr>
           <w:b/>
-          <w:sz w:val="21"/>
-        </w:rPr>
-        <w:t xml:space="preserve">3. </w:t>
-      </w:r>
-      <w:r>
-        <w:rPr>
-          <w:b/>
-          <w:sz w:val="21"/>
         </w:rPr>
         <w:t>本周作业</w:t>
       </w:r>
       <w:r>
         <w:rPr>
-          <w:sz w:val="21"/>
+          <w:b w:val="0"/>
         </w:rPr>
         <w:t>：选一个你每天经过的地方（如每天坐的地铁站、常去的菜市场），每次经过时在心里祝福那里的人。</w:t>
       </w:r>
     </w:p>
     <w:p>
       <w:pPr>
-        <w:ind w:left="340"/>
+        <w:pStyle w:val="ListNumber"/>
       </w:pPr>
       <w:r>
         <w:rPr>
           <w:b/>
-          <w:sz w:val="21"/>
-        </w:rPr>
-        <w:t xml:space="preserve">4. </w:t>
-      </w:r>
-      <w:r>
-        <w:rPr>
-          <w:b/>
-          <w:sz w:val="21"/>
         </w:rPr>
         <w:t>回向</w:t>
       </w:r>
       <w:r>
         <w:rPr>
-          <w:sz w:val="21"/>
+          <w:b w:val="0"/>
         </w:rPr>
         <w:t>（一起念）：</w:t>
       </w:r>
     </w:p>
     <w:p>
       <w:pPr>
-        <w:spacing w:before="40" w:after="80"/>
-        <w:ind w:left="283"/>
-        <w:shd w:val="clear" w:color="auto" w:fill="EDF6EF"/>
+        <w:ind w:left="170"/>
         <w:pBdr>
-          <w:left w:val="single" w:sz="20" w:space="6" w:color="1E5631"/>
+          <w:left w:val="single" w:sz="18" w:space="4" w:color="1E4620"/>
         </w:pBdr>
+        <w:shd w:val="clear" w:fill="F2F5FA"/>
       </w:pPr>
       <w:r>
         <w:rPr>
           <w:b/>
-          <w:sz w:val="20"/>
         </w:rPr>
         <w:t>愿我此功德，导向诸漏尽！</w:t>
       </w:r>
-      <w:r>
-        <w:rPr>
-          <w:sz w:val="20"/>
-        </w:rPr>
-        <w:t xml:space="preserve"> </w:t>
-      </w:r>
+    </w:p>
+    <w:p>
+      <w:pPr>
+        <w:ind w:left="170"/>
+        <w:pBdr>
+          <w:left w:val="single" w:sz="18" w:space="4" w:color="1E4620"/>
+        </w:pBdr>
+        <w:shd w:val="clear" w:fill="F2F5FA"/>
+      </w:pPr>
       <w:r>
         <w:rPr>
           <w:b/>
-          <w:sz w:val="20"/>
         </w:rPr>
         <w:t>愿我此功德，为证涅槃缘！</w:t>
       </w:r>
-      <w:r>
-        <w:rPr>
-          <w:sz w:val="20"/>
-        </w:rPr>
-        <w:t xml:space="preserve"> </w:t>
-      </w:r>
+    </w:p>
+    <w:p>
+      <w:pPr>
+        <w:ind w:left="170"/>
+        <w:pBdr>
+          <w:left w:val="single" w:sz="18" w:space="4" w:color="1E4620"/>
+        </w:pBdr>
+        <w:shd w:val="clear" w:fill="F2F5FA"/>
+      </w:pPr>
       <w:r>
         <w:rPr>
           <w:b/>
-          <w:sz w:val="20"/>
         </w:rPr>
         <w:t>我此功德分，回向诸有情！</w:t>
       </w:r>
-      <w:r>
-        <w:rPr>
-          <w:sz w:val="20"/>
-        </w:rPr>
-        <w:t xml:space="preserve"> </w:t>
-      </w:r>
+    </w:p>
+    <w:p>
+      <w:pPr>
+        <w:ind w:left="170"/>
+        <w:pBdr>
+          <w:left w:val="single" w:sz="18" w:space="4" w:color="1E4620"/>
+        </w:pBdr>
+        <w:shd w:val="clear" w:fill="F2F5FA"/>
+      </w:pPr>
       <w:r>
         <w:rPr>
           <w:b/>
-          <w:sz w:val="20"/>
         </w:rPr>
         <w:t>愿彼等一切，同得功德分！</w:t>
       </w:r>
     </w:p>
     <w:p>
-      <w:pPr>
-        <w:spacing w:before="160" w:after="80"/>
-      </w:pPr>
       <w:r>
         <w:rPr>
-          <w:rFonts w:ascii="Microsoft YaHei" w:hAnsi="Microsoft YaHei" w:eastAsia="Microsoft YaHei"/>
           <w:b/>
-          <w:color w:val="1E5631"/>
-          <w:sz w:val="28"/>
+          <w:color w:val="1E4620"/>
+          <w:sz w:val="26"/>
         </w:rPr>
         <w:t>📚 延伸阅读（课后自由选读，均为文字版）</w:t>
       </w:r>
@@ -1734,7 +2243,6 @@
       <w:tblPr>
         <w:tblStyle w:val="TableGrid"/>
         <w:tblW w:type="auto" w:w="0"/>
-        <w:jc w:val="center"/>
         <w:tblLook w:firstColumn="1" w:firstRow="1" w:lastColumn="0" w:lastRow="0" w:noHBand="0" w:noVBand="1" w:val="04A0"/>
       </w:tblPr>
       <w:tblGrid>
@@ -1746,17 +2254,20 @@
         <w:tc>
           <w:tcPr>
             <w:tcW w:type="dxa" w:w="3213"/>
-            <w:shd w:val="clear" w:color="auto" w:fill="1E5631"/>
+            <w:shd w:val="clear" w:fill="1E4620"/>
           </w:tcPr>
           <w:p>
-            <w:pPr>
-              <w:spacing w:after="20"/>
-            </w:pPr>
             <w:r>
               <w:rPr>
-                <w:b/>
                 <w:color w:val="FFFFFF"/>
-                <w:sz w:val="19"/>
+                <w:sz w:val="18"/>
+              </w:rPr>
+            </w:r>
+            <w:r>
+              <w:rPr>
+                <w:b w:val="0"/>
+                <w:color w:val="FFFFFF"/>
+                <w:sz w:val="18"/>
               </w:rPr>
               <w:t>标题</w:t>
             </w:r>
@@ -1765,17 +2276,20 @@
         <w:tc>
           <w:tcPr>
             <w:tcW w:type="dxa" w:w="3213"/>
-            <w:shd w:val="clear" w:color="auto" w:fill="1E5631"/>
+            <w:shd w:val="clear" w:fill="1E4620"/>
           </w:tcPr>
           <w:p>
-            <w:pPr>
-              <w:spacing w:after="20"/>
-            </w:pPr>
             <w:r>
               <w:rPr>
-                <w:b/>
                 <w:color w:val="FFFFFF"/>
-                <w:sz w:val="19"/>
+                <w:sz w:val="18"/>
+              </w:rPr>
+            </w:r>
+            <w:r>
+              <w:rPr>
+                <w:b w:val="0"/>
+                <w:color w:val="FFFFFF"/>
+                <w:sz w:val="18"/>
               </w:rPr>
               <w:t>media_id</w:t>
             </w:r>
@@ -1784,17 +2298,20 @@
         <w:tc>
           <w:tcPr>
             <w:tcW w:type="dxa" w:w="3213"/>
-            <w:shd w:val="clear" w:color="auto" w:fill="1E5631"/>
+            <w:shd w:val="clear" w:fill="1E4620"/>
           </w:tcPr>
           <w:p>
-            <w:pPr>
-              <w:spacing w:after="20"/>
-            </w:pPr>
             <w:r>
               <w:rPr>
-                <w:b/>
                 <w:color w:val="FFFFFF"/>
-                <w:sz w:val="19"/>
+                <w:sz w:val="18"/>
+              </w:rPr>
+            </w:r>
+            <w:r>
+              <w:rPr>
+                <w:b w:val="0"/>
+                <w:color w:val="FFFFFF"/>
+                <w:sz w:val="18"/>
               </w:rPr>
               <w:t>打开方式</w:t>
             </w:r>
@@ -1807,12 +2324,15 @@
             <w:tcW w:type="dxa" w:w="3213"/>
           </w:tcPr>
           <w:p>
-            <w:pPr>
-              <w:spacing w:after="20"/>
-            </w:pPr>
             <w:r>
               <w:rPr>
-                <w:sz w:val="19"/>
+                <w:sz w:val="18"/>
+              </w:rPr>
+            </w:r>
+            <w:r>
+              <w:rPr>
+                <w:b w:val="0"/>
+                <w:sz w:val="18"/>
               </w:rPr>
               <w:t>第189讲 五盖3（docx文字版）</w:t>
             </w:r>
@@ -1823,14 +2343,17 @@
             <w:tcW w:type="dxa" w:w="3213"/>
           </w:tcPr>
           <w:p>
-            <w:pPr>
-              <w:spacing w:after="20"/>
-            </w:pPr>
             <w:r>
               <w:rPr>
-                <w:sz w:val="19"/>
+                <w:sz w:val="18"/>
               </w:rPr>
-              <w:t>`word_d0dd1c0cd17209afe241ece24bf6b7b4_d03b0c87881adbd141fd68f2dc9947ca7439961422831605`</w:t>
+            </w:r>
+            <w:r>
+              <w:rPr>
+                <w:b w:val="0"/>
+                <w:sz w:val="18"/>
+              </w:rPr>
+              <w:t>word_d0dd1c0cd17209afe241ece24bf6b7b4_d03b0c87881adbd141fd68f2dc9947ca7439961422831605</w:t>
             </w:r>
           </w:p>
         </w:tc>
@@ -1839,12 +2362,15 @@
             <w:tcW w:type="dxa" w:w="3213"/>
           </w:tcPr>
           <w:p>
-            <w:pPr>
-              <w:spacing w:after="20"/>
-            </w:pPr>
             <w:r>
               <w:rPr>
-                <w:sz w:val="19"/>
+                <w:sz w:val="18"/>
+              </w:rPr>
+            </w:r>
+            <w:r>
+              <w:rPr>
+                <w:b w:val="0"/>
+                <w:sz w:val="18"/>
               </w:rPr>
               <w:t>ima知识库搜索「189讲 五盖3」</w:t>
             </w:r>
@@ -1855,15 +2381,18 @@
         <w:tc>
           <w:tcPr>
             <w:tcW w:type="dxa" w:w="3213"/>
-            <w:shd w:val="clear" w:color="auto" w:fill="F2F2F2"/>
+            <w:shd w:val="clear" w:fill="F2F5FA"/>
           </w:tcPr>
           <w:p>
-            <w:pPr>
-              <w:spacing w:after="20"/>
-            </w:pPr>
             <w:r>
               <w:rPr>
-                <w:sz w:val="19"/>
+                <w:sz w:val="18"/>
+              </w:rPr>
+            </w:r>
+            <w:r>
+              <w:rPr>
+                <w:b w:val="0"/>
+                <w:sz w:val="18"/>
               </w:rPr>
               <w:t>天湖寺早晚课诵本（PDF，含慈爱散播念诵）</w:t>
             </w:r>
@@ -1872,32 +2401,38 @@
         <w:tc>
           <w:tcPr>
             <w:tcW w:type="dxa" w:w="3213"/>
-            <w:shd w:val="clear" w:color="auto" w:fill="F2F2F2"/>
+            <w:shd w:val="clear" w:fill="F2F5FA"/>
           </w:tcPr>
           <w:p>
-            <w:pPr>
-              <w:spacing w:after="20"/>
-            </w:pPr>
             <w:r>
               <w:rPr>
-                <w:sz w:val="19"/>
+                <w:sz w:val="18"/>
               </w:rPr>
-              <w:t>`pdf_d0dd1c0cd17209afe241ece24bf6b7b4_6f25861a789aee54d314c7169431cab57439961422831605`</w:t>
+            </w:r>
+            <w:r>
+              <w:rPr>
+                <w:b w:val="0"/>
+                <w:sz w:val="18"/>
+              </w:rPr>
+              <w:t>pdf_d0dd1c0cd17209afe241ece24bf6b7b4_6f25861a789aee54d314c7169431cab57439961422831605</w:t>
             </w:r>
           </w:p>
         </w:tc>
         <w:tc>
           <w:tcPr>
             <w:tcW w:type="dxa" w:w="3213"/>
-            <w:shd w:val="clear" w:color="auto" w:fill="F2F2F2"/>
+            <w:shd w:val="clear" w:fill="F2F5FA"/>
           </w:tcPr>
           <w:p>
-            <w:pPr>
-              <w:spacing w:after="20"/>
-            </w:pPr>
             <w:r>
               <w:rPr>
-                <w:sz w:val="19"/>
+                <w:sz w:val="18"/>
+              </w:rPr>
+            </w:r>
+            <w:r>
+              <w:rPr>
+                <w:b w:val="0"/>
+                <w:sz w:val="18"/>
               </w:rPr>
               <w:t>ima知识库搜索「天湖寺早晚课诵本」</w:t>
             </w:r>
@@ -1907,47 +2442,44 @@
     </w:tbl>
     <w:p>
       <w:pPr>
-        <w:spacing w:before="40" w:after="80"/>
-        <w:ind w:left="283"/>
-        <w:shd w:val="clear" w:color="auto" w:fill="EDF6EF"/>
+        <w:ind w:left="170"/>
         <w:pBdr>
-          <w:left w:val="single" w:sz="20" w:space="6" w:color="1E5631"/>
+          <w:left w:val="single" w:sz="18" w:space="4" w:color="1E4620"/>
         </w:pBdr>
+        <w:shd w:val="clear" w:fill="F2F5FA"/>
       </w:pPr>
       <w:r>
         <w:rPr>
-          <w:sz w:val="20"/>
+          <w:b w:val="0"/>
         </w:rPr>
         <w:t>📌 以上均为文字版资料 media_id（与《原文全集》附录资料清单一致）；完整原文文字已全部嵌入本文档上文「共读原文」部分，无需再去知识库查阅。</w:t>
       </w:r>
     </w:p>
     <w:p>
       <w:pPr>
-        <w:spacing w:before="40" w:after="80"/>
-        <w:ind w:left="283"/>
-        <w:shd w:val="clear" w:color="auto" w:fill="EDF6EF"/>
+        <w:ind w:left="170"/>
         <w:pBdr>
-          <w:left w:val="single" w:sz="20" w:space="6" w:color="1E5631"/>
+          <w:left w:val="single" w:sz="18" w:space="4" w:color="1E4620"/>
         </w:pBdr>
+        <w:shd w:val="clear" w:fill="F2F5FA"/>
       </w:pPr>
       <w:r>
         <w:rPr>
-          <w:sz w:val="20"/>
+          <w:b w:val="0"/>
         </w:rPr>
         <w:t xml:space="preserve">📚 </w:t>
       </w:r>
       <w:r>
         <w:rPr>
           <w:b/>
-          <w:sz w:val="20"/>
         </w:rPr>
         <w:t>下一份文档</w:t>
       </w:r>
       <w:r>
         <w:rPr>
-          <w:sz w:val="20"/>
+          <w:b w:val="0"/>
         </w:rPr>
-        <w:t>：`第6周_四无量心-慈悲喜舍_学员版.md`</w:t>
+        <w:t>：第6周_四无量心-慈悲喜舍_学员版.md</w:t>
       </w:r>
     </w:p>
     <w:sectPr>
@@ -1969,7 +2501,11 @@
       <w:pStyle w:val="Footer"/>
       <w:jc w:val="center"/>
     </w:pPr>
-    <w:fldSimple w:instr="PAGE"/>
+    <w:r>
+      <w:fldChar w:fldCharType="begin"/>
+      <w:instrText xml:space="preserve">PAGE</w:instrText>
+      <w:fldChar w:fldCharType="end"/>
+    </w:r>
   </w:p>
 </w:ftr>
 </file>
@@ -1983,10 +2519,10 @@
     </w:pPr>
     <w:r>
       <w:rPr>
-        <w:color w:val="808080"/>
+        <w:color w:val="1E4620"/>
         <w:sz w:val="16"/>
       </w:rPr>
-      <w:t>读书会02·第5周·慈心的扩展-破除界限与十方遍满（含慈心禅那）（朗读优化版）</w:t>
+      <w:t>读书会02 · 第5周 · 朗读优化版（8周版） · 学员版</w:t>
     </w:r>
   </w:p>
 </w:hdr>
@@ -2355,11 +2891,8 @@
     <w:name w:val="Normal"/>
     <w:qFormat/>
     <w:rsid w:val="00FC693F"/>
-    <w:pPr>
-      <w:spacing w:line="324" w:lineRule="auto" w:after="60"/>
-    </w:pPr>
     <w:rPr>
-      <w:rFonts w:ascii="Microsoft YaHei" w:hAnsi="Microsoft YaHei" w:eastAsia="Microsoft YaHei"/>
+      <w:rFonts w:ascii="等线" w:hAnsi="等线" w:eastAsia="宋体"/>
       <w:sz w:val="21"/>
     </w:rPr>
   </w:style>
